--- a/DOCS_DA_CONVERTIRE/lastre_fr.docx
+++ b/DOCS_DA_CONVERTIRE/lastre_fr.docx
@@ -4,31 +4,15 @@
   <w:body>
     <w:p>
       <w:r>
-        <w:t xml:space="preserve">À Bologne, on </w:t>
-      </w:r>
-      <w:proofErr w:type="spellStart"/>
-      <w:r>
-        <w:t>trouve</w:t>
-      </w:r>
-      <w:proofErr w:type="spellEnd"/>
-      <w:r>
-        <w:t xml:space="preserve"> </w:t>
-      </w:r>
-      <w:proofErr w:type="spellStart"/>
-      <w:r>
-        <w:t>des</w:t>
-      </w:r>
-      <w:proofErr w:type="spellEnd"/>
-      <w:r>
-        <w:t xml:space="preserve"> </w:t>
-      </w:r>
-      <w:proofErr w:type="spellStart"/>
-      <w:r>
-        <w:t>dalles</w:t>
-      </w:r>
-      <w:proofErr w:type="spellEnd"/>
-      <w:r>
-        <w:t xml:space="preserve"> de grès </w:t>
+        <w:t xml:space="preserve">En se </w:t>
+      </w:r>
+      <w:proofErr w:type="spellStart"/>
+      <w:r>
+        <w:t>promenant</w:t>
+      </w:r>
+      <w:proofErr w:type="spellEnd"/>
+      <w:r>
+        <w:t xml:space="preserve"> </w:t>
       </w:r>
       <w:proofErr w:type="spellStart"/>
       <w:r>
@@ -36,23 +20,7 @@
       </w:r>
       <w:proofErr w:type="spellEnd"/>
       <w:r>
-        <w:t xml:space="preserve"> </w:t>
-      </w:r>
-      <w:proofErr w:type="spellStart"/>
-      <w:r>
-        <w:t>plusieurs</w:t>
-      </w:r>
-      <w:proofErr w:type="spellEnd"/>
-      <w:r>
-        <w:t xml:space="preserve"> rues </w:t>
-      </w:r>
-      <w:proofErr w:type="spellStart"/>
-      <w:r>
-        <w:t>du</w:t>
-      </w:r>
-      <w:proofErr w:type="spellEnd"/>
-      <w:r>
-        <w:t xml:space="preserve"> centre </w:t>
+        <w:t xml:space="preserve"> le centre </w:t>
       </w:r>
       <w:proofErr w:type="spellStart"/>
       <w:r>
@@ -60,884 +28,1000 @@
       </w:r>
       <w:proofErr w:type="spellEnd"/>
       <w:r>
-        <w:t xml:space="preserve">. Elles ne </w:t>
-      </w:r>
-      <w:proofErr w:type="spellStart"/>
-      <w:r>
-        <w:t>sont</w:t>
-      </w:r>
-      <w:proofErr w:type="spellEnd"/>
-      <w:r>
-        <w:t xml:space="preserve"> </w:t>
-      </w:r>
-      <w:proofErr w:type="spellStart"/>
-      <w:r>
-        <w:t>pas</w:t>
-      </w:r>
-      <w:proofErr w:type="spellEnd"/>
-      <w:r>
-        <w:t xml:space="preserve"> </w:t>
-      </w:r>
-      <w:proofErr w:type="spellStart"/>
-      <w:r>
-        <w:t>seulement</w:t>
-      </w:r>
-      <w:proofErr w:type="spellEnd"/>
-      <w:r>
-        <w:t xml:space="preserve"> </w:t>
-      </w:r>
-      <w:proofErr w:type="spellStart"/>
-      <w:r>
-        <w:t>décoratives</w:t>
-      </w:r>
-      <w:proofErr w:type="spellEnd"/>
-      <w:r>
-        <w:t xml:space="preserve">, mais </w:t>
-      </w:r>
-      <w:proofErr w:type="spellStart"/>
-      <w:r>
-        <w:t>ont</w:t>
-      </w:r>
-      <w:proofErr w:type="spellEnd"/>
-      <w:r>
-        <w:t xml:space="preserve"> une </w:t>
-      </w:r>
-      <w:proofErr w:type="spellStart"/>
-      <w:r>
-        <w:t>signification</w:t>
-      </w:r>
-      <w:proofErr w:type="spellEnd"/>
-      <w:r>
-        <w:t xml:space="preserve"> </w:t>
-      </w:r>
-      <w:proofErr w:type="spellStart"/>
-      <w:r>
-        <w:t>historique</w:t>
-      </w:r>
-      <w:proofErr w:type="spellEnd"/>
-      <w:r>
-        <w:t xml:space="preserve"> </w:t>
-      </w:r>
-      <w:proofErr w:type="spellStart"/>
-      <w:r>
-        <w:t>très</w:t>
-      </w:r>
-      <w:proofErr w:type="spellEnd"/>
-      <w:r>
-        <w:t xml:space="preserve"> </w:t>
-      </w:r>
-      <w:proofErr w:type="spellStart"/>
-      <w:r>
-        <w:t>intéressante</w:t>
+        <w:t xml:space="preserve"> de Bologne, on </w:t>
+      </w:r>
+      <w:proofErr w:type="spellStart"/>
+      <w:r>
+        <w:t>remarque</w:t>
+      </w:r>
+      <w:proofErr w:type="spellEnd"/>
+      <w:r>
+        <w:t xml:space="preserve"> de </w:t>
+      </w:r>
+      <w:proofErr w:type="spellStart"/>
+      <w:r>
+        <w:t>curieuses</w:t>
+      </w:r>
+      <w:proofErr w:type="spellEnd"/>
+      <w:r>
+        <w:t xml:space="preserve"> </w:t>
+      </w:r>
+      <w:proofErr w:type="spellStart"/>
+      <w:r>
+        <w:rPr>
+          <w:b/>
+          <w:bCs/>
+        </w:rPr>
+        <w:t>plaques</w:t>
+      </w:r>
+      <w:proofErr w:type="spellEnd"/>
+      <w:r>
+        <w:rPr>
+          <w:b/>
+          <w:bCs/>
+        </w:rPr>
+        <w:t xml:space="preserve"> en grès et en terre </w:t>
+      </w:r>
+      <w:proofErr w:type="spellStart"/>
+      <w:r>
+        <w:rPr>
+          <w:b/>
+          <w:bCs/>
+        </w:rPr>
+        <w:t>cuite</w:t>
+      </w:r>
+      <w:proofErr w:type="spellEnd"/>
+      <w:r>
+        <w:t xml:space="preserve"> </w:t>
+      </w:r>
+      <w:proofErr w:type="spellStart"/>
+      <w:r>
+        <w:t>encastrées</w:t>
+      </w:r>
+      <w:proofErr w:type="spellEnd"/>
+      <w:r>
+        <w:t xml:space="preserve"> à </w:t>
+      </w:r>
+      <w:proofErr w:type="spellStart"/>
+      <w:r>
+        <w:t>côté</w:t>
+      </w:r>
+      <w:proofErr w:type="spellEnd"/>
+      <w:r>
+        <w:t xml:space="preserve"> dei </w:t>
+      </w:r>
+      <w:proofErr w:type="spellStart"/>
+      <w:r>
+        <w:t>portes</w:t>
+      </w:r>
+      <w:proofErr w:type="spellEnd"/>
+      <w:r>
+        <w:t xml:space="preserve">. </w:t>
+      </w:r>
+      <w:proofErr w:type="spellStart"/>
+      <w:r>
+        <w:t>Loin</w:t>
+      </w:r>
+      <w:proofErr w:type="spellEnd"/>
+      <w:r>
+        <w:t xml:space="preserve"> d'</w:t>
+      </w:r>
+      <w:proofErr w:type="spellStart"/>
+      <w:r>
+        <w:t>être</w:t>
+      </w:r>
+      <w:proofErr w:type="spellEnd"/>
+      <w:r>
+        <w:t xml:space="preserve"> de </w:t>
+      </w:r>
+      <w:proofErr w:type="spellStart"/>
+      <w:r>
+        <w:t>simples</w:t>
+      </w:r>
+      <w:proofErr w:type="spellEnd"/>
+      <w:r>
+        <w:t xml:space="preserve"> </w:t>
+      </w:r>
+      <w:proofErr w:type="spellStart"/>
+      <w:r>
+        <w:t>ornements</w:t>
+      </w:r>
+      <w:proofErr w:type="spellEnd"/>
+      <w:r>
+        <w:t xml:space="preserve">, </w:t>
+      </w:r>
+      <w:proofErr w:type="spellStart"/>
+      <w:r>
+        <w:t>elles</w:t>
+      </w:r>
+      <w:proofErr w:type="spellEnd"/>
+      <w:r>
+        <w:t xml:space="preserve"> </w:t>
+      </w:r>
+      <w:proofErr w:type="spellStart"/>
+      <w:r>
+        <w:t>témoignent</w:t>
+      </w:r>
+      <w:proofErr w:type="spellEnd"/>
+      <w:r>
+        <w:t xml:space="preserve"> d'une </w:t>
+      </w:r>
+      <w:proofErr w:type="spellStart"/>
+      <w:r>
+        <w:t>véritable</w:t>
+      </w:r>
+      <w:proofErr w:type="spellEnd"/>
+      <w:r>
+        <w:t xml:space="preserve"> </w:t>
+      </w:r>
+      <w:proofErr w:type="spellStart"/>
+      <w:r>
+        <w:t>révolution</w:t>
+      </w:r>
+      <w:proofErr w:type="spellEnd"/>
+      <w:r>
+        <w:t xml:space="preserve"> </w:t>
+      </w:r>
+      <w:proofErr w:type="spellStart"/>
+      <w:r>
+        <w:t>dans</w:t>
+      </w:r>
+      <w:proofErr w:type="spellEnd"/>
+      <w:r>
+        <w:t xml:space="preserve"> l'</w:t>
+      </w:r>
+      <w:proofErr w:type="spellStart"/>
+      <w:r>
+        <w:t>organisation</w:t>
+      </w:r>
+      <w:proofErr w:type="spellEnd"/>
+      <w:r>
+        <w:t xml:space="preserve"> de </w:t>
+      </w:r>
+      <w:proofErr w:type="spellStart"/>
+      <w:r>
+        <w:t>l'espace</w:t>
+      </w:r>
+      <w:proofErr w:type="spellEnd"/>
+      <w:r>
+        <w:t xml:space="preserve"> </w:t>
+      </w:r>
+      <w:proofErr w:type="spellStart"/>
+      <w:r>
+        <w:t>urbain</w:t>
       </w:r>
       <w:proofErr w:type="spellEnd"/>
       <w:r>
         <w:t>.</w:t>
-      </w:r>
-    </w:p>
-    <w:p>
-      <w:r>
-        <w:t xml:space="preserve">Ce </w:t>
-      </w:r>
-      <w:proofErr w:type="spellStart"/>
-      <w:r>
-        <w:t>sont</w:t>
-      </w:r>
-      <w:proofErr w:type="spellEnd"/>
-      <w:r>
-        <w:t xml:space="preserve"> </w:t>
-      </w:r>
-      <w:proofErr w:type="spellStart"/>
-      <w:r>
-        <w:t>les</w:t>
-      </w:r>
-      <w:proofErr w:type="spellEnd"/>
-      <w:r>
-        <w:t xml:space="preserve"> </w:t>
-      </w:r>
-      <w:proofErr w:type="spellStart"/>
-      <w:r>
-        <w:t>numéros</w:t>
-      </w:r>
-      <w:proofErr w:type="spellEnd"/>
-      <w:r>
-        <w:t xml:space="preserve">. </w:t>
-      </w:r>
-      <w:proofErr w:type="spellStart"/>
-      <w:r>
-        <w:t>Les</w:t>
-      </w:r>
-      <w:proofErr w:type="spellEnd"/>
-      <w:r>
-        <w:t xml:space="preserve"> plus </w:t>
-      </w:r>
-      <w:proofErr w:type="spellStart"/>
-      <w:r>
-        <w:t>anciens</w:t>
-      </w:r>
-      <w:proofErr w:type="spellEnd"/>
-      <w:r>
-        <w:t xml:space="preserve"> </w:t>
-      </w:r>
-      <w:proofErr w:type="spellStart"/>
-      <w:r>
-        <w:t>numéros</w:t>
-      </w:r>
-      <w:proofErr w:type="spellEnd"/>
-      <w:r>
-        <w:t xml:space="preserve"> de rue de la ville. </w:t>
-      </w:r>
-      <w:proofErr w:type="spellStart"/>
-      <w:r>
-        <w:t>Ils</w:t>
-      </w:r>
-      <w:proofErr w:type="spellEnd"/>
-      <w:r>
-        <w:t xml:space="preserve"> </w:t>
-      </w:r>
-      <w:proofErr w:type="spellStart"/>
-      <w:r>
-        <w:t>ont</w:t>
-      </w:r>
-      <w:proofErr w:type="spellEnd"/>
-      <w:r>
-        <w:t xml:space="preserve"> </w:t>
-      </w:r>
-      <w:proofErr w:type="spellStart"/>
-      <w:r>
-        <w:t>été</w:t>
-      </w:r>
-      <w:proofErr w:type="spellEnd"/>
-      <w:r>
-        <w:t xml:space="preserve"> </w:t>
-      </w:r>
-      <w:proofErr w:type="spellStart"/>
-      <w:r>
-        <w:t>introduits</w:t>
-      </w:r>
-      <w:proofErr w:type="spellEnd"/>
-      <w:r>
-        <w:t xml:space="preserve"> à la fin </w:t>
-      </w:r>
-      <w:proofErr w:type="spellStart"/>
-      <w:r>
-        <w:t>du</w:t>
-      </w:r>
-      <w:proofErr w:type="spellEnd"/>
-      <w:r>
-        <w:t xml:space="preserve"> </w:t>
-      </w:r>
-      <w:proofErr w:type="spellStart"/>
-      <w:r>
-        <w:t>XVIIIe</w:t>
-      </w:r>
-      <w:proofErr w:type="spellEnd"/>
-      <w:r>
-        <w:t xml:space="preserve"> siècle, </w:t>
-      </w:r>
-      <w:proofErr w:type="spellStart"/>
-      <w:r>
-        <w:t>lorsque</w:t>
-      </w:r>
-      <w:proofErr w:type="spellEnd"/>
-      <w:r>
-        <w:t xml:space="preserve"> Bologne </w:t>
-      </w:r>
-      <w:proofErr w:type="spellStart"/>
-      <w:r>
-        <w:t>était</w:t>
-      </w:r>
-      <w:proofErr w:type="spellEnd"/>
-      <w:r>
-        <w:t xml:space="preserve"> </w:t>
-      </w:r>
-      <w:proofErr w:type="spellStart"/>
-      <w:r>
-        <w:t>sous</w:t>
-      </w:r>
-      <w:proofErr w:type="spellEnd"/>
-      <w:r>
-        <w:t xml:space="preserve"> la </w:t>
-      </w:r>
-      <w:proofErr w:type="spellStart"/>
-      <w:r>
-        <w:t>domination</w:t>
-      </w:r>
-      <w:proofErr w:type="spellEnd"/>
-      <w:r>
-        <w:t xml:space="preserve"> </w:t>
-      </w:r>
-      <w:proofErr w:type="spellStart"/>
-      <w:r>
-        <w:t>Sous</w:t>
-      </w:r>
-      <w:proofErr w:type="spellEnd"/>
-      <w:r>
-        <w:t xml:space="preserve"> le </w:t>
-      </w:r>
-      <w:proofErr w:type="spellStart"/>
-      <w:r>
-        <w:t>régime</w:t>
-      </w:r>
-      <w:proofErr w:type="spellEnd"/>
-      <w:r>
-        <w:t xml:space="preserve"> </w:t>
-      </w:r>
-      <w:proofErr w:type="spellStart"/>
-      <w:r>
-        <w:t>napoléonien</w:t>
-      </w:r>
-      <w:proofErr w:type="spellEnd"/>
-      <w:r>
-        <w:t xml:space="preserve">, </w:t>
-      </w:r>
-      <w:proofErr w:type="spellStart"/>
-      <w:r>
-        <w:t>afin</w:t>
-      </w:r>
-      <w:proofErr w:type="spellEnd"/>
-      <w:r>
-        <w:t xml:space="preserve"> de </w:t>
-      </w:r>
-      <w:proofErr w:type="spellStart"/>
-      <w:r>
-        <w:t>mieux</w:t>
-      </w:r>
-      <w:proofErr w:type="spellEnd"/>
-      <w:r>
-        <w:t xml:space="preserve"> </w:t>
-      </w:r>
-      <w:proofErr w:type="spellStart"/>
-      <w:r>
-        <w:t>organiser</w:t>
-      </w:r>
-      <w:proofErr w:type="spellEnd"/>
-      <w:r>
-        <w:t xml:space="preserve"> le service </w:t>
-      </w:r>
-      <w:proofErr w:type="spellStart"/>
-      <w:r>
-        <w:t>postal</w:t>
-      </w:r>
-      <w:proofErr w:type="spellEnd"/>
-      <w:r>
-        <w:t xml:space="preserve"> et la </w:t>
-      </w:r>
-      <w:proofErr w:type="spellStart"/>
-      <w:r>
-        <w:t>gestion</w:t>
-      </w:r>
-      <w:proofErr w:type="spellEnd"/>
-      <w:r>
-        <w:t xml:space="preserve"> de la ville.</w:t>
-      </w:r>
-    </w:p>
-    <w:p>
-      <w:proofErr w:type="spellStart"/>
-      <w:r>
-        <w:t>Avant</w:t>
-      </w:r>
-      <w:proofErr w:type="spellEnd"/>
-      <w:r>
-        <w:t xml:space="preserve"> </w:t>
-      </w:r>
-      <w:proofErr w:type="spellStart"/>
-      <w:r>
-        <w:t>cette</w:t>
-      </w:r>
-      <w:proofErr w:type="spellEnd"/>
-      <w:r>
-        <w:t xml:space="preserve"> époque, </w:t>
-      </w:r>
-      <w:proofErr w:type="spellStart"/>
-      <w:r>
-        <w:t>les</w:t>
-      </w:r>
-      <w:proofErr w:type="spellEnd"/>
-      <w:r>
-        <w:t xml:space="preserve"> </w:t>
-      </w:r>
-      <w:proofErr w:type="spellStart"/>
-      <w:r>
-        <w:t>maisons</w:t>
-      </w:r>
-      <w:proofErr w:type="spellEnd"/>
-      <w:r>
-        <w:t xml:space="preserve"> n'</w:t>
-      </w:r>
-      <w:proofErr w:type="spellStart"/>
-      <w:r>
-        <w:t>avaient</w:t>
-      </w:r>
-      <w:proofErr w:type="spellEnd"/>
-      <w:r>
-        <w:t xml:space="preserve"> </w:t>
-      </w:r>
-      <w:proofErr w:type="spellStart"/>
-      <w:r>
-        <w:t>pas</w:t>
-      </w:r>
-      <w:proofErr w:type="spellEnd"/>
-      <w:r>
-        <w:t xml:space="preserve"> de </w:t>
-      </w:r>
-      <w:proofErr w:type="spellStart"/>
-      <w:r>
-        <w:t>numéro</w:t>
-      </w:r>
-      <w:proofErr w:type="spellEnd"/>
-      <w:r>
-        <w:t xml:space="preserve">, et </w:t>
-      </w:r>
-      <w:proofErr w:type="spellStart"/>
-      <w:r>
-        <w:t>les</w:t>
-      </w:r>
-      <w:proofErr w:type="spellEnd"/>
-      <w:r>
-        <w:t xml:space="preserve"> gens s'</w:t>
-      </w:r>
-      <w:proofErr w:type="spellStart"/>
-      <w:r>
-        <w:t>orientaient</w:t>
-      </w:r>
-      <w:proofErr w:type="spellEnd"/>
-      <w:r>
-        <w:t xml:space="preserve"> </w:t>
-      </w:r>
-      <w:proofErr w:type="spellStart"/>
-      <w:r>
-        <w:t>parfois</w:t>
-      </w:r>
-      <w:proofErr w:type="spellEnd"/>
-      <w:r>
-        <w:t xml:space="preserve"> </w:t>
-      </w:r>
-      <w:proofErr w:type="spellStart"/>
-      <w:r>
-        <w:t>grâce</w:t>
-      </w:r>
-      <w:proofErr w:type="spellEnd"/>
-      <w:r>
-        <w:t xml:space="preserve"> à la </w:t>
-      </w:r>
-      <w:proofErr w:type="spellStart"/>
-      <w:r>
-        <w:t>description</w:t>
-      </w:r>
-      <w:proofErr w:type="spellEnd"/>
-      <w:r>
-        <w:t xml:space="preserve"> de la </w:t>
-      </w:r>
-      <w:proofErr w:type="spellStart"/>
-      <w:r>
-        <w:t>façade</w:t>
-      </w:r>
-      <w:proofErr w:type="spellEnd"/>
-      <w:r>
-        <w:t xml:space="preserve"> </w:t>
-      </w:r>
-      <w:proofErr w:type="spellStart"/>
-      <w:r>
-        <w:t>ou</w:t>
-      </w:r>
-      <w:proofErr w:type="spellEnd"/>
-      <w:r>
-        <w:t xml:space="preserve"> </w:t>
-      </w:r>
-      <w:proofErr w:type="spellStart"/>
-      <w:r>
-        <w:t>au</w:t>
-      </w:r>
-      <w:proofErr w:type="spellEnd"/>
-      <w:r>
-        <w:t xml:space="preserve"> </w:t>
-      </w:r>
-      <w:proofErr w:type="spellStart"/>
-      <w:r>
-        <w:t>nom</w:t>
-      </w:r>
-      <w:proofErr w:type="spellEnd"/>
-      <w:r>
-        <w:t xml:space="preserve"> de la </w:t>
-      </w:r>
-      <w:proofErr w:type="spellStart"/>
-      <w:r>
-        <w:t>famille</w:t>
-      </w:r>
-      <w:proofErr w:type="spellEnd"/>
-      <w:r>
-        <w:t xml:space="preserve"> qui y </w:t>
-      </w:r>
-      <w:proofErr w:type="spellStart"/>
-      <w:r>
-        <w:t>habitait</w:t>
-      </w:r>
-      <w:proofErr w:type="spellEnd"/>
-      <w:r>
-        <w:t xml:space="preserve">. </w:t>
-      </w:r>
-      <w:proofErr w:type="spellStart"/>
-      <w:r>
-        <w:t>Les</w:t>
-      </w:r>
-      <w:proofErr w:type="spellEnd"/>
-      <w:r>
-        <w:t xml:space="preserve"> </w:t>
-      </w:r>
-      <w:proofErr w:type="spellStart"/>
-      <w:r>
-        <w:t>carreaux</w:t>
-      </w:r>
-      <w:proofErr w:type="spellEnd"/>
-      <w:r>
-        <w:t xml:space="preserve"> de grès, </w:t>
-      </w:r>
-      <w:proofErr w:type="spellStart"/>
-      <w:r>
-        <w:t>que</w:t>
-      </w:r>
-      <w:proofErr w:type="spellEnd"/>
-      <w:r>
-        <w:t xml:space="preserve"> l'on </w:t>
-      </w:r>
-      <w:proofErr w:type="spellStart"/>
-      <w:r>
-        <w:t>trouve</w:t>
-      </w:r>
-      <w:proofErr w:type="spellEnd"/>
-      <w:r>
-        <w:t xml:space="preserve"> encore </w:t>
-      </w:r>
-      <w:proofErr w:type="spellStart"/>
-      <w:r>
-        <w:t>aujourd'hui</w:t>
-      </w:r>
-      <w:proofErr w:type="spellEnd"/>
-      <w:r>
-        <w:t xml:space="preserve">, </w:t>
-      </w:r>
-      <w:proofErr w:type="spellStart"/>
-      <w:r>
-        <w:t>témoignent</w:t>
-      </w:r>
-      <w:proofErr w:type="spellEnd"/>
-      <w:r>
-        <w:t xml:space="preserve"> de </w:t>
-      </w:r>
-      <w:proofErr w:type="spellStart"/>
-      <w:r>
-        <w:t>cette</w:t>
-      </w:r>
-      <w:proofErr w:type="spellEnd"/>
-      <w:r>
-        <w:t xml:space="preserve"> </w:t>
-      </w:r>
-      <w:proofErr w:type="spellStart"/>
-      <w:r>
-        <w:t>évolution</w:t>
-      </w:r>
-      <w:proofErr w:type="spellEnd"/>
-      <w:r>
-        <w:t>.</w:t>
-      </w:r>
-    </w:p>
-    <w:p>
-      <w:proofErr w:type="spellStart"/>
-      <w:r>
-        <w:t>Nombre</w:t>
-      </w:r>
-      <w:proofErr w:type="spellEnd"/>
-      <w:r>
-        <w:t xml:space="preserve"> de </w:t>
-      </w:r>
-      <w:proofErr w:type="spellStart"/>
-      <w:r>
-        <w:t>ceux</w:t>
-      </w:r>
-      <w:proofErr w:type="spellEnd"/>
-      <w:r>
-        <w:t xml:space="preserve"> </w:t>
-      </w:r>
-      <w:proofErr w:type="spellStart"/>
-      <w:r>
-        <w:t>que</w:t>
-      </w:r>
-      <w:proofErr w:type="spellEnd"/>
-      <w:r>
-        <w:t xml:space="preserve"> </w:t>
-      </w:r>
-      <w:proofErr w:type="spellStart"/>
-      <w:r>
-        <w:t>vous</w:t>
-      </w:r>
-      <w:proofErr w:type="spellEnd"/>
-      <w:r>
-        <w:t xml:space="preserve"> </w:t>
-      </w:r>
-      <w:proofErr w:type="spellStart"/>
-      <w:r>
-        <w:t>voyez</w:t>
-      </w:r>
-      <w:proofErr w:type="spellEnd"/>
-      <w:r>
-        <w:t xml:space="preserve"> </w:t>
-      </w:r>
-      <w:proofErr w:type="spellStart"/>
-      <w:r>
-        <w:t>sont</w:t>
-      </w:r>
-      <w:proofErr w:type="spellEnd"/>
-      <w:r>
-        <w:t xml:space="preserve"> en terre </w:t>
-      </w:r>
-      <w:proofErr w:type="spellStart"/>
-      <w:r>
-        <w:t>cuite</w:t>
-      </w:r>
-      <w:proofErr w:type="spellEnd"/>
-      <w:r>
-        <w:t xml:space="preserve"> et </w:t>
-      </w:r>
-      <w:proofErr w:type="spellStart"/>
-      <w:r>
-        <w:t>ont</w:t>
-      </w:r>
-      <w:proofErr w:type="spellEnd"/>
-      <w:r>
-        <w:t xml:space="preserve"> </w:t>
-      </w:r>
-      <w:proofErr w:type="spellStart"/>
-      <w:r>
-        <w:t>été</w:t>
-      </w:r>
-      <w:proofErr w:type="spellEnd"/>
-      <w:r>
-        <w:t xml:space="preserve"> </w:t>
-      </w:r>
-      <w:proofErr w:type="spellStart"/>
-      <w:r>
-        <w:t>fabriqués</w:t>
-      </w:r>
-      <w:proofErr w:type="spellEnd"/>
-      <w:r>
-        <w:t xml:space="preserve"> </w:t>
-      </w:r>
-      <w:proofErr w:type="spellStart"/>
-      <w:r>
-        <w:t>au</w:t>
-      </w:r>
-      <w:proofErr w:type="spellEnd"/>
-      <w:r>
-        <w:t xml:space="preserve"> fil </w:t>
-      </w:r>
-      <w:proofErr w:type="spellStart"/>
-      <w:r>
-        <w:t>des</w:t>
-      </w:r>
-      <w:proofErr w:type="spellEnd"/>
-      <w:r>
-        <w:t xml:space="preserve"> siècles, </w:t>
-      </w:r>
-      <w:proofErr w:type="spellStart"/>
-      <w:r>
-        <w:t>remplaçant</w:t>
-      </w:r>
-      <w:proofErr w:type="spellEnd"/>
-      <w:r>
-        <w:t xml:space="preserve"> </w:t>
-      </w:r>
-      <w:proofErr w:type="spellStart"/>
-      <w:r>
-        <w:t>parfois</w:t>
-      </w:r>
-      <w:proofErr w:type="spellEnd"/>
-      <w:r>
-        <w:t xml:space="preserve"> </w:t>
-      </w:r>
-      <w:proofErr w:type="spellStart"/>
-      <w:r>
-        <w:t>les</w:t>
-      </w:r>
-      <w:proofErr w:type="spellEnd"/>
-      <w:r>
-        <w:t xml:space="preserve"> </w:t>
-      </w:r>
-      <w:proofErr w:type="spellStart"/>
-      <w:r>
-        <w:t>originaux</w:t>
-      </w:r>
-      <w:proofErr w:type="spellEnd"/>
-      <w:r>
-        <w:t xml:space="preserve">. Si </w:t>
-      </w:r>
-      <w:proofErr w:type="spellStart"/>
-      <w:r>
-        <w:t>les</w:t>
-      </w:r>
-      <w:proofErr w:type="spellEnd"/>
-      <w:r>
-        <w:t xml:space="preserve"> </w:t>
-      </w:r>
-      <w:proofErr w:type="spellStart"/>
-      <w:r>
-        <w:t>carreaux</w:t>
-      </w:r>
-      <w:proofErr w:type="spellEnd"/>
-      <w:r>
-        <w:t xml:space="preserve"> de terre </w:t>
-      </w:r>
-      <w:proofErr w:type="spellStart"/>
-      <w:r>
-        <w:t>cuite</w:t>
-      </w:r>
-      <w:proofErr w:type="spellEnd"/>
-      <w:r>
-        <w:t xml:space="preserve"> </w:t>
-      </w:r>
-      <w:proofErr w:type="spellStart"/>
-      <w:r>
-        <w:t>étaient</w:t>
-      </w:r>
-      <w:proofErr w:type="spellEnd"/>
-      <w:r>
-        <w:t xml:space="preserve"> plus </w:t>
-      </w:r>
-      <w:proofErr w:type="spellStart"/>
-      <w:r>
-        <w:t>faciles</w:t>
-      </w:r>
-      <w:proofErr w:type="spellEnd"/>
-      <w:r>
-        <w:t xml:space="preserve"> à </w:t>
-      </w:r>
-      <w:proofErr w:type="spellStart"/>
-      <w:r>
-        <w:t>produire</w:t>
-      </w:r>
-      <w:proofErr w:type="spellEnd"/>
-      <w:r>
-        <w:t xml:space="preserve"> en </w:t>
-      </w:r>
-      <w:proofErr w:type="spellStart"/>
-      <w:r>
-        <w:t>série</w:t>
-      </w:r>
-      <w:proofErr w:type="spellEnd"/>
-      <w:r>
-        <w:t xml:space="preserve">, la </w:t>
-      </w:r>
-      <w:proofErr w:type="spellStart"/>
-      <w:r>
-        <w:t>gravure</w:t>
-      </w:r>
-      <w:proofErr w:type="spellEnd"/>
-      <w:r>
-        <w:t xml:space="preserve"> sur pierre </w:t>
-      </w:r>
-      <w:proofErr w:type="spellStart"/>
-      <w:r>
-        <w:t>était</w:t>
-      </w:r>
-      <w:proofErr w:type="spellEnd"/>
-      <w:r>
-        <w:t xml:space="preserve"> un savoir-faire </w:t>
-      </w:r>
-      <w:proofErr w:type="spellStart"/>
-      <w:r>
-        <w:t>artisanal</w:t>
-      </w:r>
-      <w:proofErr w:type="spellEnd"/>
-      <w:r>
-        <w:t xml:space="preserve"> qui </w:t>
-      </w:r>
-      <w:proofErr w:type="spellStart"/>
-      <w:r>
-        <w:t>témoigne</w:t>
-      </w:r>
-      <w:proofErr w:type="spellEnd"/>
-      <w:r>
-        <w:t xml:space="preserve"> de l'</w:t>
-      </w:r>
-      <w:proofErr w:type="spellStart"/>
-      <w:r>
-        <w:t>importance</w:t>
-      </w:r>
-      <w:proofErr w:type="spellEnd"/>
-      <w:r>
-        <w:t xml:space="preserve"> et de la </w:t>
-      </w:r>
-      <w:proofErr w:type="spellStart"/>
-      <w:r>
-        <w:t>durabilité</w:t>
-      </w:r>
-      <w:proofErr w:type="spellEnd"/>
-      <w:r>
-        <w:t xml:space="preserve"> </w:t>
-      </w:r>
-      <w:proofErr w:type="spellStart"/>
-      <w:r>
-        <w:t>que</w:t>
-      </w:r>
-      <w:proofErr w:type="spellEnd"/>
-      <w:r>
-        <w:t xml:space="preserve"> l'on </w:t>
-      </w:r>
-      <w:proofErr w:type="spellStart"/>
-      <w:r>
-        <w:t>souhaitait</w:t>
-      </w:r>
-      <w:proofErr w:type="spellEnd"/>
-      <w:r>
-        <w:t xml:space="preserve"> </w:t>
-      </w:r>
-      <w:proofErr w:type="spellStart"/>
-      <w:r>
-        <w:t>donner</w:t>
-      </w:r>
-      <w:proofErr w:type="spellEnd"/>
-      <w:r>
-        <w:t xml:space="preserve"> à </w:t>
-      </w:r>
-      <w:proofErr w:type="spellStart"/>
-      <w:r>
-        <w:t>ces</w:t>
-      </w:r>
-      <w:proofErr w:type="spellEnd"/>
-      <w:r>
-        <w:t xml:space="preserve"> </w:t>
-      </w:r>
-      <w:proofErr w:type="spellStart"/>
-      <w:r>
-        <w:t>signes</w:t>
-      </w:r>
-      <w:proofErr w:type="spellEnd"/>
-      <w:r>
-        <w:t xml:space="preserve"> </w:t>
-      </w:r>
-      <w:proofErr w:type="spellStart"/>
-      <w:r>
-        <w:t>urbains</w:t>
-      </w:r>
-      <w:proofErr w:type="spellEnd"/>
-      <w:r>
-        <w:t>.</w:t>
-      </w:r>
-    </w:p>
-    <w:p>
-      <w:r>
-        <w:t xml:space="preserve">La </w:t>
-      </w:r>
-      <w:proofErr w:type="spellStart"/>
-      <w:r>
-        <w:t>présence</w:t>
-      </w:r>
-      <w:proofErr w:type="spellEnd"/>
-      <w:r>
-        <w:t xml:space="preserve"> de </w:t>
-      </w:r>
-      <w:proofErr w:type="spellStart"/>
-      <w:r>
-        <w:t>ces</w:t>
-      </w:r>
-      <w:proofErr w:type="spellEnd"/>
-      <w:r>
-        <w:t xml:space="preserve"> </w:t>
-      </w:r>
-      <w:proofErr w:type="spellStart"/>
-      <w:r>
-        <w:t>numéros</w:t>
-      </w:r>
-      <w:proofErr w:type="spellEnd"/>
-      <w:r>
-        <w:t xml:space="preserve"> en grès </w:t>
-      </w:r>
-      <w:proofErr w:type="spellStart"/>
-      <w:r>
-        <w:t>témoigne</w:t>
-      </w:r>
-      <w:proofErr w:type="spellEnd"/>
-      <w:r>
-        <w:t xml:space="preserve"> </w:t>
-      </w:r>
-      <w:proofErr w:type="spellStart"/>
-      <w:r>
-        <w:t>concrètement</w:t>
-      </w:r>
-      <w:proofErr w:type="spellEnd"/>
-      <w:r>
-        <w:t xml:space="preserve"> de l'</w:t>
-      </w:r>
-      <w:proofErr w:type="spellStart"/>
-      <w:r>
-        <w:t>évolution</w:t>
-      </w:r>
-      <w:proofErr w:type="spellEnd"/>
-      <w:r>
-        <w:t xml:space="preserve"> de la ville et </w:t>
-      </w:r>
-      <w:proofErr w:type="spellStart"/>
-      <w:r>
-        <w:t>des</w:t>
-      </w:r>
-      <w:proofErr w:type="spellEnd"/>
-      <w:r>
-        <w:t xml:space="preserve"> </w:t>
-      </w:r>
-      <w:proofErr w:type="spellStart"/>
-      <w:r>
-        <w:t>matériaux</w:t>
-      </w:r>
-      <w:proofErr w:type="spellEnd"/>
-      <w:r>
-        <w:t xml:space="preserve"> </w:t>
-      </w:r>
-      <w:proofErr w:type="spellStart"/>
-      <w:r>
-        <w:t>traditionnels</w:t>
-      </w:r>
-      <w:proofErr w:type="spellEnd"/>
-      <w:r>
-        <w:t xml:space="preserve"> </w:t>
-      </w:r>
-      <w:proofErr w:type="spellStart"/>
-      <w:r>
-        <w:t>utilisés</w:t>
-      </w:r>
-      <w:proofErr w:type="spellEnd"/>
-      <w:r>
-        <w:t xml:space="preserve"> </w:t>
-      </w:r>
-      <w:proofErr w:type="spellStart"/>
-      <w:r>
-        <w:t>au</w:t>
-      </w:r>
-      <w:proofErr w:type="spellEnd"/>
-      <w:r>
-        <w:t xml:space="preserve"> fil </w:t>
-      </w:r>
-      <w:proofErr w:type="spellStart"/>
-      <w:r>
-        <w:t>des</w:t>
-      </w:r>
-      <w:proofErr w:type="spellEnd"/>
-      <w:r>
-        <w:t xml:space="preserve"> siècles.</w:t>
       </w:r>
     </w:p>
     <w:p>
       <w:pPr>
+        <w:rPr>
+          <w:b/>
+          <w:bCs/>
+        </w:rPr>
+      </w:pPr>
+      <w:r>
+        <w:rPr>
+          <w:b/>
+          <w:bCs/>
+        </w:rPr>
+        <w:t xml:space="preserve">Histoire et Origine de la </w:t>
+      </w:r>
+      <w:proofErr w:type="spellStart"/>
+      <w:r>
+        <w:rPr>
+          <w:b/>
+          <w:bCs/>
+        </w:rPr>
+        <w:t>Numérotation</w:t>
+      </w:r>
+      <w:proofErr w:type="spellEnd"/>
+      <w:r>
+        <w:rPr>
+          <w:b/>
+          <w:bCs/>
+        </w:rPr>
+        <w:t xml:space="preserve"> </w:t>
+      </w:r>
+      <w:proofErr w:type="spellStart"/>
+      <w:r>
+        <w:rPr>
+          <w:b/>
+          <w:bCs/>
+        </w:rPr>
+        <w:t>Urbaine</w:t>
+      </w:r>
+      <w:proofErr w:type="spellEnd"/>
+    </w:p>
+    <w:p>
+      <w:pPr>
+        <w:numPr>
+          <w:ilvl w:val="0"/>
+          <w:numId w:val="1"/>
+        </w:numPr>
+      </w:pPr>
+      <w:r>
+        <w:rPr>
+          <w:b/>
+          <w:bCs/>
+        </w:rPr>
+        <w:t>L'Époque Pré-</w:t>
+      </w:r>
+      <w:proofErr w:type="spellStart"/>
+      <w:r>
+        <w:rPr>
+          <w:b/>
+          <w:bCs/>
+        </w:rPr>
+        <w:t>Napoléonienne</w:t>
+      </w:r>
+      <w:proofErr w:type="spellEnd"/>
+      <w:r>
+        <w:rPr>
+          <w:b/>
+          <w:bCs/>
+        </w:rPr>
+        <w:t xml:space="preserve"> :</w:t>
+      </w:r>
+      <w:r>
+        <w:t xml:space="preserve"> Avant la fin </w:t>
+      </w:r>
+      <w:proofErr w:type="spellStart"/>
+      <w:r>
+        <w:t>du</w:t>
+      </w:r>
+      <w:proofErr w:type="spellEnd"/>
+      <w:r>
+        <w:t xml:space="preserve"> </w:t>
+      </w:r>
+      <w:proofErr w:type="spellStart"/>
+      <w:r>
+        <w:t>XVIIIe</w:t>
+      </w:r>
+      <w:proofErr w:type="spellEnd"/>
+      <w:r>
+        <w:t xml:space="preserve"> siècle, </w:t>
+      </w:r>
+      <w:proofErr w:type="spellStart"/>
+      <w:r>
+        <w:t>les</w:t>
+      </w:r>
+      <w:proofErr w:type="spellEnd"/>
+      <w:r>
+        <w:t xml:space="preserve"> </w:t>
+      </w:r>
+      <w:proofErr w:type="spellStart"/>
+      <w:r>
+        <w:t>maisons</w:t>
+      </w:r>
+      <w:proofErr w:type="spellEnd"/>
+      <w:r>
+        <w:t xml:space="preserve"> </w:t>
+      </w:r>
+      <w:proofErr w:type="spellStart"/>
+      <w:r>
+        <w:t>bolonnaises</w:t>
+      </w:r>
+      <w:proofErr w:type="spellEnd"/>
+      <w:r>
+        <w:t xml:space="preserve"> ne </w:t>
+      </w:r>
+      <w:proofErr w:type="spellStart"/>
+      <w:r>
+        <w:t>possédaient</w:t>
+      </w:r>
+      <w:proofErr w:type="spellEnd"/>
+      <w:r>
+        <w:t xml:space="preserve"> </w:t>
+      </w:r>
+      <w:proofErr w:type="spellStart"/>
+      <w:r>
+        <w:t>pas</w:t>
+      </w:r>
+      <w:proofErr w:type="spellEnd"/>
+      <w:r>
+        <w:t xml:space="preserve"> de </w:t>
+      </w:r>
+      <w:proofErr w:type="spellStart"/>
+      <w:r>
+        <w:t>numéro</w:t>
+      </w:r>
+      <w:proofErr w:type="spellEnd"/>
+      <w:r>
+        <w:t xml:space="preserve"> </w:t>
+      </w:r>
+      <w:proofErr w:type="spellStart"/>
+      <w:r>
+        <w:t>civique</w:t>
+      </w:r>
+      <w:proofErr w:type="spellEnd"/>
+      <w:r>
+        <w:t>. On s'</w:t>
+      </w:r>
+      <w:proofErr w:type="spellStart"/>
+      <w:r>
+        <w:t>orientait</w:t>
+      </w:r>
+      <w:proofErr w:type="spellEnd"/>
+      <w:r>
+        <w:t xml:space="preserve"> </w:t>
+      </w:r>
+      <w:proofErr w:type="spellStart"/>
+      <w:r>
+        <w:t>grâce</w:t>
+      </w:r>
+      <w:proofErr w:type="spellEnd"/>
+      <w:r>
+        <w:t xml:space="preserve"> à </w:t>
+      </w:r>
+      <w:proofErr w:type="spellStart"/>
+      <w:r>
+        <w:t>des</w:t>
+      </w:r>
+      <w:proofErr w:type="spellEnd"/>
+      <w:r>
+        <w:t xml:space="preserve"> </w:t>
+      </w:r>
+      <w:proofErr w:type="spellStart"/>
+      <w:r>
+        <w:t>repères</w:t>
+      </w:r>
+      <w:proofErr w:type="spellEnd"/>
+      <w:r>
+        <w:t xml:space="preserve"> </w:t>
+      </w:r>
+      <w:proofErr w:type="spellStart"/>
+      <w:r>
+        <w:t>informels</w:t>
+      </w:r>
+      <w:proofErr w:type="spellEnd"/>
+      <w:r>
+        <w:t xml:space="preserve"> : le </w:t>
+      </w:r>
+      <w:proofErr w:type="spellStart"/>
+      <w:r>
+        <w:t>nom</w:t>
+      </w:r>
+      <w:proofErr w:type="spellEnd"/>
+      <w:r>
+        <w:t xml:space="preserve"> </w:t>
+      </w:r>
+      <w:proofErr w:type="spellStart"/>
+      <w:r>
+        <w:t>des</w:t>
+      </w:r>
+      <w:proofErr w:type="spellEnd"/>
+      <w:r>
+        <w:t xml:space="preserve"> </w:t>
+      </w:r>
+      <w:proofErr w:type="spellStart"/>
+      <w:r>
+        <w:t>familles</w:t>
+      </w:r>
+      <w:proofErr w:type="spellEnd"/>
+      <w:r>
+        <w:t xml:space="preserve">, </w:t>
+      </w:r>
+      <w:proofErr w:type="spellStart"/>
+      <w:r>
+        <w:t>les</w:t>
+      </w:r>
+      <w:proofErr w:type="spellEnd"/>
+      <w:r>
+        <w:t xml:space="preserve"> </w:t>
+      </w:r>
+      <w:proofErr w:type="spellStart"/>
+      <w:r>
+        <w:t>enseignes</w:t>
+      </w:r>
+      <w:proofErr w:type="spellEnd"/>
+      <w:r>
+        <w:t xml:space="preserve"> </w:t>
+      </w:r>
+      <w:proofErr w:type="spellStart"/>
+      <w:r>
+        <w:t>des</w:t>
+      </w:r>
+      <w:proofErr w:type="spellEnd"/>
+      <w:r>
+        <w:t xml:space="preserve"> boutiques </w:t>
+      </w:r>
+      <w:proofErr w:type="spellStart"/>
+      <w:r>
+        <w:t>ou</w:t>
+      </w:r>
+      <w:proofErr w:type="spellEnd"/>
+      <w:r>
+        <w:t xml:space="preserve"> </w:t>
+      </w:r>
+      <w:proofErr w:type="spellStart"/>
+      <w:r>
+        <w:t>les</w:t>
+      </w:r>
+      <w:proofErr w:type="spellEnd"/>
+      <w:r>
+        <w:t xml:space="preserve"> </w:t>
+      </w:r>
+      <w:proofErr w:type="spellStart"/>
+      <w:r>
+        <w:t>détails</w:t>
+      </w:r>
+      <w:proofErr w:type="spellEnd"/>
+      <w:r>
+        <w:t xml:space="preserve"> </w:t>
+      </w:r>
+      <w:proofErr w:type="spellStart"/>
+      <w:r>
+        <w:t>architecturaux</w:t>
+      </w:r>
+      <w:proofErr w:type="spellEnd"/>
+      <w:r>
+        <w:t xml:space="preserve"> </w:t>
+      </w:r>
+      <w:proofErr w:type="spellStart"/>
+      <w:r>
+        <w:t>des</w:t>
+      </w:r>
+      <w:proofErr w:type="spellEnd"/>
+      <w:r>
+        <w:t xml:space="preserve"> </w:t>
+      </w:r>
+      <w:proofErr w:type="spellStart"/>
+      <w:r>
+        <w:t>façades</w:t>
+      </w:r>
+      <w:proofErr w:type="spellEnd"/>
+      <w:r>
+        <w:t>.</w:t>
+      </w:r>
+    </w:p>
+    <w:p>
+      <w:pPr>
+        <w:numPr>
+          <w:ilvl w:val="0"/>
+          <w:numId w:val="1"/>
+        </w:numPr>
+      </w:pPr>
+      <w:r>
+        <w:rPr>
+          <w:b/>
+          <w:bCs/>
+        </w:rPr>
+        <w:t xml:space="preserve">La </w:t>
+      </w:r>
+      <w:proofErr w:type="spellStart"/>
+      <w:r>
+        <w:rPr>
+          <w:b/>
+          <w:bCs/>
+        </w:rPr>
+        <w:t>Réforme</w:t>
+      </w:r>
+      <w:proofErr w:type="spellEnd"/>
+      <w:r>
+        <w:rPr>
+          <w:b/>
+          <w:bCs/>
+        </w:rPr>
+        <w:t xml:space="preserve"> de la Fin </w:t>
+      </w:r>
+      <w:proofErr w:type="spellStart"/>
+      <w:r>
+        <w:rPr>
+          <w:b/>
+          <w:bCs/>
+        </w:rPr>
+        <w:t>du</w:t>
+      </w:r>
+      <w:proofErr w:type="spellEnd"/>
+      <w:r>
+        <w:rPr>
+          <w:b/>
+          <w:bCs/>
+        </w:rPr>
+        <w:t xml:space="preserve"> </w:t>
+      </w:r>
+      <w:proofErr w:type="spellStart"/>
+      <w:r>
+        <w:rPr>
+          <w:b/>
+          <w:bCs/>
+        </w:rPr>
+        <w:t>XVIIIe</w:t>
+      </w:r>
+      <w:proofErr w:type="spellEnd"/>
+      <w:r>
+        <w:rPr>
+          <w:b/>
+          <w:bCs/>
+        </w:rPr>
+        <w:t xml:space="preserve"> Siècle :</w:t>
+      </w:r>
+      <w:r>
+        <w:t xml:space="preserve"> Sous la </w:t>
+      </w:r>
+      <w:proofErr w:type="spellStart"/>
+      <w:r>
+        <w:t>domination</w:t>
+      </w:r>
+      <w:proofErr w:type="spellEnd"/>
+      <w:r>
+        <w:t xml:space="preserve"> </w:t>
+      </w:r>
+      <w:proofErr w:type="spellStart"/>
+      <w:r>
+        <w:t>napoléonienne</w:t>
+      </w:r>
+      <w:proofErr w:type="spellEnd"/>
+      <w:r>
+        <w:t xml:space="preserve"> (1795-1796), un </w:t>
+      </w:r>
+      <w:proofErr w:type="spellStart"/>
+      <w:r>
+        <w:t>système</w:t>
+      </w:r>
+      <w:proofErr w:type="spellEnd"/>
+      <w:r>
+        <w:t xml:space="preserve"> de </w:t>
+      </w:r>
+      <w:proofErr w:type="spellStart"/>
+      <w:r>
+        <w:t>numérotation</w:t>
+      </w:r>
+      <w:proofErr w:type="spellEnd"/>
+      <w:r>
+        <w:t xml:space="preserve"> </w:t>
+      </w:r>
+      <w:proofErr w:type="spellStart"/>
+      <w:r>
+        <w:t>systématique</w:t>
+      </w:r>
+      <w:proofErr w:type="spellEnd"/>
+      <w:r>
+        <w:t xml:space="preserve"> a </w:t>
+      </w:r>
+      <w:proofErr w:type="spellStart"/>
+      <w:r>
+        <w:t>été</w:t>
+      </w:r>
+      <w:proofErr w:type="spellEnd"/>
+      <w:r>
+        <w:t xml:space="preserve"> </w:t>
+      </w:r>
+      <w:proofErr w:type="spellStart"/>
+      <w:r>
+        <w:t>instauré</w:t>
+      </w:r>
+      <w:proofErr w:type="spellEnd"/>
+      <w:r>
+        <w:t xml:space="preserve"> pour </w:t>
+      </w:r>
+      <w:proofErr w:type="spellStart"/>
+      <w:r>
+        <w:t>réorganiser</w:t>
+      </w:r>
+      <w:proofErr w:type="spellEnd"/>
+      <w:r>
+        <w:t xml:space="preserve"> le service </w:t>
+      </w:r>
+      <w:proofErr w:type="spellStart"/>
+      <w:r>
+        <w:t>postal</w:t>
+      </w:r>
+      <w:proofErr w:type="spellEnd"/>
+      <w:r>
+        <w:t xml:space="preserve">, la </w:t>
+      </w:r>
+      <w:proofErr w:type="spellStart"/>
+      <w:r>
+        <w:t>collecte</w:t>
+      </w:r>
+      <w:proofErr w:type="spellEnd"/>
+      <w:r>
+        <w:t xml:space="preserve"> </w:t>
+      </w:r>
+      <w:proofErr w:type="spellStart"/>
+      <w:r>
+        <w:t>des</w:t>
+      </w:r>
+      <w:proofErr w:type="spellEnd"/>
+      <w:r>
+        <w:t xml:space="preserve"> </w:t>
+      </w:r>
+      <w:proofErr w:type="spellStart"/>
+      <w:r>
+        <w:t>impôts</w:t>
+      </w:r>
+      <w:proofErr w:type="spellEnd"/>
+      <w:r>
+        <w:t xml:space="preserve"> et la </w:t>
+      </w:r>
+      <w:proofErr w:type="spellStart"/>
+      <w:r>
+        <w:t>gestion</w:t>
+      </w:r>
+      <w:proofErr w:type="spellEnd"/>
+      <w:r>
+        <w:t xml:space="preserve"> </w:t>
+      </w:r>
+      <w:proofErr w:type="spellStart"/>
+      <w:r>
+        <w:t>civique</w:t>
+      </w:r>
+      <w:proofErr w:type="spellEnd"/>
+      <w:r>
+        <w:t>.</w:t>
+      </w:r>
+    </w:p>
+    <w:p>
+      <w:pPr>
+        <w:numPr>
+          <w:ilvl w:val="0"/>
+          <w:numId w:val="1"/>
+        </w:numPr>
+      </w:pPr>
+      <w:proofErr w:type="spellStart"/>
+      <w:r>
+        <w:rPr>
+          <w:b/>
+          <w:bCs/>
+        </w:rPr>
+        <w:t>Comparaison</w:t>
+      </w:r>
+      <w:proofErr w:type="spellEnd"/>
+      <w:r>
+        <w:rPr>
+          <w:b/>
+          <w:bCs/>
+        </w:rPr>
+        <w:t xml:space="preserve"> </w:t>
+      </w:r>
+      <w:proofErr w:type="spellStart"/>
+      <w:r>
+        <w:rPr>
+          <w:b/>
+          <w:bCs/>
+        </w:rPr>
+        <w:t>des</w:t>
+      </w:r>
+      <w:proofErr w:type="spellEnd"/>
+      <w:r>
+        <w:rPr>
+          <w:b/>
+          <w:bCs/>
+        </w:rPr>
+        <w:t xml:space="preserve"> </w:t>
+      </w:r>
+      <w:proofErr w:type="spellStart"/>
+      <w:r>
+        <w:rPr>
+          <w:b/>
+          <w:bCs/>
+        </w:rPr>
+        <w:t>Matériaux</w:t>
+      </w:r>
+      <w:proofErr w:type="spellEnd"/>
+      <w:r>
+        <w:rPr>
+          <w:b/>
+          <w:bCs/>
+        </w:rPr>
+        <w:t xml:space="preserve"> (Grès vs Terre </w:t>
+      </w:r>
+      <w:proofErr w:type="spellStart"/>
+      <w:r>
+        <w:rPr>
+          <w:b/>
+          <w:bCs/>
+        </w:rPr>
+        <w:t>Cuite</w:t>
+      </w:r>
+      <w:proofErr w:type="spellEnd"/>
+      <w:r>
+        <w:rPr>
+          <w:b/>
+          <w:bCs/>
+        </w:rPr>
+        <w:t>) :</w:t>
+      </w:r>
+      <w:r>
+        <w:t xml:space="preserve"> </w:t>
+      </w:r>
+      <w:proofErr w:type="spellStart"/>
+      <w:r>
+        <w:t>Les</w:t>
+      </w:r>
+      <w:proofErr w:type="spellEnd"/>
+      <w:r>
+        <w:t xml:space="preserve"> premières </w:t>
+      </w:r>
+      <w:proofErr w:type="spellStart"/>
+      <w:r>
+        <w:t>plaques</w:t>
+      </w:r>
+      <w:proofErr w:type="spellEnd"/>
+      <w:r>
+        <w:t xml:space="preserve"> </w:t>
+      </w:r>
+      <w:proofErr w:type="spellStart"/>
+      <w:r>
+        <w:t>ont</w:t>
+      </w:r>
+      <w:proofErr w:type="spellEnd"/>
+      <w:r>
+        <w:t xml:space="preserve"> </w:t>
+      </w:r>
+      <w:proofErr w:type="spellStart"/>
+      <w:r>
+        <w:t>été</w:t>
+      </w:r>
+      <w:proofErr w:type="spellEnd"/>
+      <w:r>
+        <w:t xml:space="preserve"> </w:t>
+      </w:r>
+      <w:proofErr w:type="spellStart"/>
+      <w:r>
+        <w:t>sculptées</w:t>
+      </w:r>
+      <w:proofErr w:type="spellEnd"/>
+      <w:r>
+        <w:t xml:space="preserve"> à la </w:t>
+      </w:r>
+      <w:proofErr w:type="spellStart"/>
+      <w:r>
+        <w:t>main</w:t>
+      </w:r>
+      <w:proofErr w:type="spellEnd"/>
+      <w:r>
+        <w:t xml:space="preserve"> </w:t>
+      </w:r>
+      <w:proofErr w:type="spellStart"/>
+      <w:r>
+        <w:t>dans</w:t>
+      </w:r>
+      <w:proofErr w:type="spellEnd"/>
+      <w:r>
+        <w:t xml:space="preserve"> </w:t>
+      </w:r>
+      <w:proofErr w:type="spellStart"/>
+      <w:r>
+        <w:t>du</w:t>
+      </w:r>
+      <w:proofErr w:type="spellEnd"/>
+      <w:r>
+        <w:t xml:space="preserve"> </w:t>
+      </w:r>
+      <w:r>
+        <w:rPr>
+          <w:b/>
+          <w:bCs/>
+        </w:rPr>
+        <w:t>grès</w:t>
+      </w:r>
+      <w:r>
+        <w:t xml:space="preserve"> (</w:t>
+      </w:r>
+      <w:r>
+        <w:rPr>
+          <w:i/>
+          <w:iCs/>
+        </w:rPr>
+        <w:t>arenaria</w:t>
+      </w:r>
+      <w:r>
+        <w:t xml:space="preserve">), la pierre </w:t>
+      </w:r>
+      <w:proofErr w:type="spellStart"/>
+      <w:r>
+        <w:t>traditionnelle</w:t>
+      </w:r>
+      <w:proofErr w:type="spellEnd"/>
+      <w:r>
+        <w:t xml:space="preserve"> </w:t>
+      </w:r>
+      <w:proofErr w:type="spellStart"/>
+      <w:r>
+        <w:t>des</w:t>
+      </w:r>
+      <w:proofErr w:type="spellEnd"/>
+      <w:r>
+        <w:t xml:space="preserve"> </w:t>
+      </w:r>
+      <w:proofErr w:type="spellStart"/>
+      <w:r>
+        <w:t>collines</w:t>
+      </w:r>
+      <w:proofErr w:type="spellEnd"/>
+      <w:r>
+        <w:t xml:space="preserve"> </w:t>
+      </w:r>
+      <w:proofErr w:type="spellStart"/>
+      <w:r>
+        <w:t>environnantes</w:t>
+      </w:r>
+      <w:proofErr w:type="spellEnd"/>
+      <w:r>
+        <w:t xml:space="preserve">. Ce </w:t>
+      </w:r>
+      <w:proofErr w:type="spellStart"/>
+      <w:r>
+        <w:t>travail</w:t>
+      </w:r>
+      <w:proofErr w:type="spellEnd"/>
+      <w:r>
+        <w:t xml:space="preserve"> </w:t>
+      </w:r>
+      <w:proofErr w:type="spellStart"/>
+      <w:r>
+        <w:t>artisanal</w:t>
+      </w:r>
+      <w:proofErr w:type="spellEnd"/>
+      <w:r>
+        <w:t xml:space="preserve"> </w:t>
+      </w:r>
+      <w:proofErr w:type="spellStart"/>
+      <w:r>
+        <w:t>garantissait</w:t>
+      </w:r>
+      <w:proofErr w:type="spellEnd"/>
+      <w:r>
+        <w:t xml:space="preserve"> une grande </w:t>
+      </w:r>
+      <w:proofErr w:type="spellStart"/>
+      <w:r>
+        <w:t>durabilité</w:t>
+      </w:r>
+      <w:proofErr w:type="spellEnd"/>
+      <w:r>
+        <w:t xml:space="preserve">. Par la suite, la </w:t>
+      </w:r>
+      <w:r>
+        <w:rPr>
+          <w:b/>
+          <w:bCs/>
+        </w:rPr>
+        <w:t xml:space="preserve">terre </w:t>
+      </w:r>
+      <w:proofErr w:type="spellStart"/>
+      <w:r>
+        <w:rPr>
+          <w:b/>
+          <w:bCs/>
+        </w:rPr>
+        <w:t>cuite</w:t>
+      </w:r>
+      <w:proofErr w:type="spellEnd"/>
+      <w:r>
+        <w:t xml:space="preserve">, plus </w:t>
+      </w:r>
+      <w:proofErr w:type="spellStart"/>
+      <w:r>
+        <w:t>économique</w:t>
+      </w:r>
+      <w:proofErr w:type="spellEnd"/>
+      <w:r>
+        <w:t xml:space="preserve"> et </w:t>
+      </w:r>
+      <w:proofErr w:type="spellStart"/>
+      <w:r>
+        <w:t>produite</w:t>
+      </w:r>
+      <w:proofErr w:type="spellEnd"/>
+      <w:r>
+        <w:t xml:space="preserve"> en </w:t>
+      </w:r>
+      <w:proofErr w:type="spellStart"/>
+      <w:r>
+        <w:t>série</w:t>
+      </w:r>
+      <w:proofErr w:type="spellEnd"/>
+      <w:r>
+        <w:t xml:space="preserve">, a </w:t>
+      </w:r>
+      <w:proofErr w:type="spellStart"/>
+      <w:r>
+        <w:t>été</w:t>
+      </w:r>
+      <w:proofErr w:type="spellEnd"/>
+      <w:r>
+        <w:t xml:space="preserve"> </w:t>
+      </w:r>
+      <w:proofErr w:type="spellStart"/>
+      <w:r>
+        <w:t>adoptée</w:t>
+      </w:r>
+      <w:proofErr w:type="spellEnd"/>
+      <w:r>
+        <w:t xml:space="preserve"> pour </w:t>
+      </w:r>
+      <w:proofErr w:type="spellStart"/>
+      <w:r>
+        <w:t>remplacer</w:t>
+      </w:r>
+      <w:proofErr w:type="spellEnd"/>
+      <w:r>
+        <w:t xml:space="preserve"> </w:t>
+      </w:r>
+      <w:proofErr w:type="spellStart"/>
+      <w:r>
+        <w:t>les</w:t>
+      </w:r>
+      <w:proofErr w:type="spellEnd"/>
+      <w:r>
+        <w:t xml:space="preserve"> </w:t>
+      </w:r>
+      <w:proofErr w:type="spellStart"/>
+      <w:r>
+        <w:t>plaques</w:t>
+      </w:r>
+      <w:proofErr w:type="spellEnd"/>
+      <w:r>
+        <w:t xml:space="preserve"> </w:t>
+      </w:r>
+      <w:proofErr w:type="spellStart"/>
+      <w:r>
+        <w:t>usées</w:t>
+      </w:r>
+      <w:proofErr w:type="spellEnd"/>
+      <w:r>
+        <w:t xml:space="preserve"> </w:t>
+      </w:r>
+      <w:proofErr w:type="spellStart"/>
+      <w:r>
+        <w:t>ou</w:t>
+      </w:r>
+      <w:proofErr w:type="spellEnd"/>
+      <w:r>
+        <w:t xml:space="preserve"> </w:t>
+      </w:r>
+      <w:proofErr w:type="spellStart"/>
+      <w:r>
+        <w:t>équiper</w:t>
+      </w:r>
+      <w:proofErr w:type="spellEnd"/>
+      <w:r>
+        <w:t xml:space="preserve"> </w:t>
+      </w:r>
+      <w:proofErr w:type="spellStart"/>
+      <w:r>
+        <w:t>les</w:t>
+      </w:r>
+      <w:proofErr w:type="spellEnd"/>
+      <w:r>
+        <w:t xml:space="preserve"> nouvelles </w:t>
+      </w:r>
+      <w:proofErr w:type="spellStart"/>
+      <w:r>
+        <w:t>constructions</w:t>
+      </w:r>
+      <w:proofErr w:type="spellEnd"/>
+      <w:r>
+        <w:t>.</w:t>
+      </w:r>
+    </w:p>
+    <w:p>
+      <w:pPr>
+        <w:pStyle w:val="Paragrafoelenco"/>
+        <w:numPr>
+          <w:ilvl w:val="0"/>
+          <w:numId w:val="1"/>
+        </w:numPr>
         <w:jc w:val="center"/>
+        <w:rPr>
+          <w:u w:val="single"/>
+        </w:rPr>
       </w:pPr>
       <w:r>
         <w:rPr>
           <w:noProof/>
         </w:rPr>
         <w:drawing>
-          <wp:inline distT="0" distB="0" distL="0" distR="0" wp14:anchorId="3A125268" wp14:editId="0469D4E4">
-            <wp:extent cx="1503680" cy="1346200"/>
-            <wp:effectExtent l="0" t="0" r="1270" b="6350"/>
-            <wp:docPr id="899570553" name="Immagine 1" descr="Immagine di lastre"/>
+          <wp:inline distT="0" distB="0" distL="0" distR="0" wp14:anchorId="24D06EF7" wp14:editId="6B3DCA47">
+            <wp:extent cx="1508760" cy="1341120"/>
+            <wp:effectExtent l="0" t="0" r="0" b="0"/>
+            <wp:docPr id="324577195" name="Immagine 2" descr="Le Lastre e i Numeri"/>
             <wp:cNvGraphicFramePr>
               <a:graphicFrameLocks xmlns:a="http://schemas.openxmlformats.org/drawingml/2006/main" noChangeAspect="1"/>
             </wp:cNvGraphicFramePr>
@@ -945,13 +1029,13 @@
               <a:graphicData uri="http://schemas.openxmlformats.org/drawingml/2006/picture">
                 <pic:pic xmlns:pic="http://schemas.openxmlformats.org/drawingml/2006/picture">
                   <pic:nvPicPr>
-                    <pic:cNvPr id="0" name="Picture 1" descr="Immagine di lastre"/>
+                    <pic:cNvPr id="0" name="pageImage2" descr="Le Lastre e i Numeri"/>
                     <pic:cNvPicPr>
                       <a:picLocks noChangeAspect="1" noChangeArrowheads="1"/>
                     </pic:cNvPicPr>
                   </pic:nvPicPr>
                   <pic:blipFill>
-                    <a:blip r:embed="rId4">
+                    <a:blip r:embed="rId5">
                       <a:extLst>
                         <a:ext uri="{28A0092B-C50C-407E-A947-70E740481C1C}">
                           <a14:useLocalDpi xmlns:a14="http://schemas.microsoft.com/office/drawing/2010/main" val="0"/>
@@ -966,7 +1050,7 @@
                   <pic:spPr bwMode="auto">
                     <a:xfrm>
                       <a:off x="0" y="0"/>
-                      <a:ext cx="1503680" cy="1346200"/>
+                      <a:ext cx="1508760" cy="1341120"/>
                     </a:xfrm>
                     <a:prstGeom prst="rect">
                       <a:avLst/>
@@ -982,40 +1066,492 @@
           </wp:inline>
         </w:drawing>
       </w:r>
+      <w:r>
+        <w:br/>
+        <w:t>[</w:t>
+      </w:r>
+      <w:proofErr w:type="spellStart"/>
+      <w:r>
+        <w:t>SPLIT_BLOCK:civico_arenaria.jpg</w:t>
+      </w:r>
+      <w:proofErr w:type="spellEnd"/>
+      <w:r>
+        <w:t>]</w:t>
+      </w:r>
+    </w:p>
+    <w:p/>
+    <w:p>
+      <w:pPr>
+        <w:rPr>
+          <w:b/>
+          <w:bCs/>
+        </w:rPr>
+      </w:pPr>
+      <w:r>
+        <w:rPr>
+          <w:b/>
+          <w:bCs/>
+        </w:rPr>
+        <w:t>Le Cas de Via Tanari Vecchia 11 (ancien N° 1202)</w:t>
+      </w:r>
     </w:p>
     <w:p>
       <w:r>
-        <w:t>[</w:t>
-      </w:r>
-      <w:proofErr w:type="spellStart"/>
-      <w:r>
-        <w:t>SPLIT_BLOCK:civico_arenaria.jpg</w:t>
-      </w:r>
-      <w:proofErr w:type="spellEnd"/>
-      <w:r>
-        <w:t>]</w:t>
+        <w:t xml:space="preserve">Un </w:t>
+      </w:r>
+      <w:proofErr w:type="spellStart"/>
+      <w:r>
+        <w:t>exemple</w:t>
+      </w:r>
+      <w:proofErr w:type="spellEnd"/>
+      <w:r>
+        <w:t xml:space="preserve"> </w:t>
+      </w:r>
+      <w:proofErr w:type="spellStart"/>
+      <w:r>
+        <w:t>remarquable</w:t>
+      </w:r>
+      <w:proofErr w:type="spellEnd"/>
+      <w:r>
+        <w:t xml:space="preserve"> de </w:t>
+      </w:r>
+      <w:proofErr w:type="spellStart"/>
+      <w:r>
+        <w:t>cette</w:t>
+      </w:r>
+      <w:proofErr w:type="spellEnd"/>
+      <w:r>
+        <w:t xml:space="preserve"> </w:t>
+      </w:r>
+      <w:proofErr w:type="spellStart"/>
+      <w:r>
+        <w:t>stratification</w:t>
+      </w:r>
+      <w:proofErr w:type="spellEnd"/>
+      <w:r>
+        <w:t xml:space="preserve"> </w:t>
+      </w:r>
+      <w:proofErr w:type="spellStart"/>
+      <w:r>
+        <w:t>historique</w:t>
+      </w:r>
+      <w:proofErr w:type="spellEnd"/>
+      <w:r>
+        <w:t xml:space="preserve"> se </w:t>
+      </w:r>
+      <w:proofErr w:type="spellStart"/>
+      <w:r>
+        <w:t>trouve</w:t>
+      </w:r>
+      <w:proofErr w:type="spellEnd"/>
+      <w:r>
+        <w:t xml:space="preserve"> </w:t>
+      </w:r>
+      <w:r>
+        <w:rPr>
+          <w:b/>
+          <w:bCs/>
+        </w:rPr>
+        <w:t>Via Tanari Vecchia</w:t>
+      </w:r>
+      <w:r>
+        <w:t xml:space="preserve"> :</w:t>
       </w:r>
     </w:p>
     <w:p>
-      <w:proofErr w:type="spellStart"/>
-      <w:r>
-        <w:t>Au</w:t>
-      </w:r>
-      <w:proofErr w:type="spellEnd"/>
-      <w:r>
-        <w:t xml:space="preserve"> </w:t>
-      </w:r>
-      <w:proofErr w:type="spellStart"/>
-      <w:r>
+      <w:pPr>
+        <w:numPr>
+          <w:ilvl w:val="0"/>
+          <w:numId w:val="2"/>
+        </w:numPr>
+      </w:pPr>
+      <w:r>
+        <w:t>À l'</w:t>
+      </w:r>
+      <w:proofErr w:type="spellStart"/>
+      <w:r>
+        <w:t>emplacement</w:t>
+      </w:r>
+      <w:proofErr w:type="spellEnd"/>
+      <w:r>
+        <w:t xml:space="preserve"> de l'</w:t>
+      </w:r>
+      <w:proofErr w:type="spellStart"/>
+      <w:r>
+        <w:t>actuel</w:t>
+      </w:r>
+      <w:proofErr w:type="spellEnd"/>
+      <w:r>
+        <w:t xml:space="preserve"> </w:t>
+      </w:r>
+      <w:proofErr w:type="spellStart"/>
+      <w:r>
+        <w:rPr>
+          <w:b/>
+          <w:bCs/>
+        </w:rPr>
         <w:t>numéro</w:t>
       </w:r>
       <w:proofErr w:type="spellEnd"/>
       <w:r>
-        <w:t xml:space="preserve"> 11 de la Via Tanari Vecchia, on </w:t>
-      </w:r>
-      <w:proofErr w:type="spellStart"/>
-      <w:r>
-        <w:t>trouve</w:t>
+        <w:rPr>
+          <w:b/>
+          <w:bCs/>
+        </w:rPr>
+        <w:t xml:space="preserve"> 11</w:t>
+      </w:r>
+      <w:r>
+        <w:t xml:space="preserve"> (</w:t>
+      </w:r>
+      <w:proofErr w:type="spellStart"/>
+      <w:r>
+        <w:t>impair</w:t>
+      </w:r>
+      <w:proofErr w:type="spellEnd"/>
+      <w:r>
+        <w:t xml:space="preserve">), on </w:t>
+      </w:r>
+      <w:proofErr w:type="spellStart"/>
+      <w:r>
+        <w:t>observe</w:t>
+      </w:r>
+      <w:proofErr w:type="spellEnd"/>
+      <w:r>
+        <w:t xml:space="preserve"> encore une </w:t>
+      </w:r>
+      <w:proofErr w:type="spellStart"/>
+      <w:r>
+        <w:t>plaque</w:t>
+      </w:r>
+      <w:proofErr w:type="spellEnd"/>
+      <w:r>
+        <w:t xml:space="preserve"> originale en grès </w:t>
+      </w:r>
+      <w:proofErr w:type="spellStart"/>
+      <w:r>
+        <w:t>portant</w:t>
+      </w:r>
+      <w:proofErr w:type="spellEnd"/>
+      <w:r>
+        <w:t xml:space="preserve"> le </w:t>
+      </w:r>
+      <w:proofErr w:type="spellStart"/>
+      <w:r>
+        <w:rPr>
+          <w:b/>
+          <w:bCs/>
+        </w:rPr>
+        <w:t>numéro</w:t>
+      </w:r>
+      <w:proofErr w:type="spellEnd"/>
+      <w:r>
+        <w:rPr>
+          <w:b/>
+          <w:bCs/>
+        </w:rPr>
+        <w:t xml:space="preserve"> 1202</w:t>
+      </w:r>
+      <w:r>
+        <w:t xml:space="preserve"> (</w:t>
+      </w:r>
+      <w:proofErr w:type="spellStart"/>
+      <w:r>
+        <w:t>pair</w:t>
+      </w:r>
+      <w:proofErr w:type="spellEnd"/>
+      <w:r>
+        <w:t>).</w:t>
+      </w:r>
+    </w:p>
+    <w:p>
+      <w:pPr>
+        <w:numPr>
+          <w:ilvl w:val="0"/>
+          <w:numId w:val="2"/>
+        </w:numPr>
+      </w:pPr>
+      <w:proofErr w:type="spellStart"/>
+      <w:r>
+        <w:rPr>
+          <w:b/>
+          <w:bCs/>
+        </w:rPr>
+        <w:t>Pourquoi</w:t>
+      </w:r>
+      <w:proofErr w:type="spellEnd"/>
+      <w:r>
+        <w:rPr>
+          <w:b/>
+          <w:bCs/>
+        </w:rPr>
+        <w:t xml:space="preserve"> </w:t>
+      </w:r>
+      <w:proofErr w:type="spellStart"/>
+      <w:r>
+        <w:rPr>
+          <w:b/>
+          <w:bCs/>
+        </w:rPr>
+        <w:t>cette</w:t>
+      </w:r>
+      <w:proofErr w:type="spellEnd"/>
+      <w:r>
+        <w:rPr>
+          <w:b/>
+          <w:bCs/>
+        </w:rPr>
+        <w:t xml:space="preserve"> </w:t>
+      </w:r>
+      <w:proofErr w:type="spellStart"/>
+      <w:r>
+        <w:rPr>
+          <w:b/>
+          <w:bCs/>
+        </w:rPr>
+        <w:t>différence</w:t>
+      </w:r>
+      <w:proofErr w:type="spellEnd"/>
+      <w:r>
+        <w:rPr>
+          <w:b/>
+          <w:bCs/>
+        </w:rPr>
+        <w:t xml:space="preserve"> </w:t>
+      </w:r>
+      <w:proofErr w:type="spellStart"/>
+      <w:r>
+        <w:rPr>
+          <w:b/>
+          <w:bCs/>
+        </w:rPr>
+        <w:t>entre</w:t>
+      </w:r>
+      <w:proofErr w:type="spellEnd"/>
+      <w:r>
+        <w:rPr>
+          <w:b/>
+          <w:bCs/>
+        </w:rPr>
+        <w:t xml:space="preserve"> </w:t>
+      </w:r>
+      <w:proofErr w:type="spellStart"/>
+      <w:r>
+        <w:rPr>
+          <w:b/>
+          <w:bCs/>
+        </w:rPr>
+        <w:t>Pairs</w:t>
+      </w:r>
+      <w:proofErr w:type="spellEnd"/>
+      <w:r>
+        <w:rPr>
+          <w:b/>
+          <w:bCs/>
+        </w:rPr>
+        <w:t xml:space="preserve"> et </w:t>
+      </w:r>
+      <w:proofErr w:type="spellStart"/>
+      <w:r>
+        <w:rPr>
+          <w:b/>
+          <w:bCs/>
+        </w:rPr>
+        <w:t>Impairs</w:t>
+      </w:r>
+      <w:proofErr w:type="spellEnd"/>
+      <w:r>
+        <w:rPr>
+          <w:b/>
+          <w:bCs/>
+        </w:rPr>
+        <w:t xml:space="preserve"> ?</w:t>
+      </w:r>
+      <w:r>
+        <w:t xml:space="preserve"> Dans le </w:t>
+      </w:r>
+      <w:proofErr w:type="spellStart"/>
+      <w:r>
+        <w:t>système</w:t>
+      </w:r>
+      <w:proofErr w:type="spellEnd"/>
+      <w:r>
+        <w:t xml:space="preserve"> </w:t>
+      </w:r>
+      <w:proofErr w:type="spellStart"/>
+      <w:r>
+        <w:t>napoléonien</w:t>
+      </w:r>
+      <w:proofErr w:type="spellEnd"/>
+      <w:r>
+        <w:t xml:space="preserve"> d'origine, la </w:t>
+      </w:r>
+      <w:proofErr w:type="spellStart"/>
+      <w:r>
+        <w:t>numérotation</w:t>
+      </w:r>
+      <w:proofErr w:type="spellEnd"/>
+      <w:r>
+        <w:t xml:space="preserve"> ne </w:t>
+      </w:r>
+      <w:proofErr w:type="spellStart"/>
+      <w:r>
+        <w:t>séparait</w:t>
+      </w:r>
+      <w:proofErr w:type="spellEnd"/>
+      <w:r>
+        <w:t xml:space="preserve"> </w:t>
+      </w:r>
+      <w:proofErr w:type="spellStart"/>
+      <w:r>
+        <w:t>pas</w:t>
+      </w:r>
+      <w:proofErr w:type="spellEnd"/>
+      <w:r>
+        <w:t xml:space="preserve"> </w:t>
+      </w:r>
+      <w:proofErr w:type="spellStart"/>
+      <w:r>
+        <w:t>les</w:t>
+      </w:r>
+      <w:proofErr w:type="spellEnd"/>
+      <w:r>
+        <w:t xml:space="preserve"> </w:t>
+      </w:r>
+      <w:proofErr w:type="spellStart"/>
+      <w:r>
+        <w:t>pairs</w:t>
+      </w:r>
+      <w:proofErr w:type="spellEnd"/>
+      <w:r>
+        <w:t xml:space="preserve"> à </w:t>
+      </w:r>
+      <w:proofErr w:type="spellStart"/>
+      <w:r>
+        <w:t>droite</w:t>
+      </w:r>
+      <w:proofErr w:type="spellEnd"/>
+      <w:r>
+        <w:t xml:space="preserve"> et </w:t>
+      </w:r>
+      <w:proofErr w:type="spellStart"/>
+      <w:r>
+        <w:t>les</w:t>
+      </w:r>
+      <w:proofErr w:type="spellEnd"/>
+      <w:r>
+        <w:t xml:space="preserve"> </w:t>
+      </w:r>
+      <w:proofErr w:type="spellStart"/>
+      <w:r>
+        <w:t>impairs</w:t>
+      </w:r>
+      <w:proofErr w:type="spellEnd"/>
+      <w:r>
+        <w:t xml:space="preserve"> à gauche par rue, mais </w:t>
+      </w:r>
+      <w:proofErr w:type="spellStart"/>
+      <w:r>
+        <w:t>suivait</w:t>
+      </w:r>
+      <w:proofErr w:type="spellEnd"/>
+      <w:r>
+        <w:t xml:space="preserve"> une </w:t>
+      </w:r>
+      <w:proofErr w:type="spellStart"/>
+      <w:r>
+        <w:rPr>
+          <w:b/>
+          <w:bCs/>
+        </w:rPr>
+        <w:t>série</w:t>
+      </w:r>
+      <w:proofErr w:type="spellEnd"/>
+      <w:r>
+        <w:rPr>
+          <w:b/>
+          <w:bCs/>
+        </w:rPr>
+        <w:t xml:space="preserve"> continue en </w:t>
+      </w:r>
+      <w:proofErr w:type="spellStart"/>
+      <w:r>
+        <w:rPr>
+          <w:b/>
+          <w:bCs/>
+        </w:rPr>
+        <w:t>serpentin</w:t>
+      </w:r>
+      <w:proofErr w:type="spellEnd"/>
+      <w:r>
+        <w:t xml:space="preserve"> à </w:t>
+      </w:r>
+      <w:proofErr w:type="spellStart"/>
+      <w:r>
+        <w:t>travers</w:t>
+      </w:r>
+      <w:proofErr w:type="spellEnd"/>
+      <w:r>
+        <w:t xml:space="preserve"> tout un quartier. C'est </w:t>
+      </w:r>
+      <w:proofErr w:type="spellStart"/>
+      <w:r>
+        <w:t>seulement</w:t>
+      </w:r>
+      <w:proofErr w:type="spellEnd"/>
+      <w:r>
+        <w:t xml:space="preserve"> </w:t>
+      </w:r>
+      <w:proofErr w:type="spellStart"/>
+      <w:r>
+        <w:t>avec</w:t>
+      </w:r>
+      <w:proofErr w:type="spellEnd"/>
+      <w:r>
+        <w:t xml:space="preserve"> </w:t>
+      </w:r>
+      <w:proofErr w:type="spellStart"/>
+      <w:r>
+        <w:t>les</w:t>
+      </w:r>
+      <w:proofErr w:type="spellEnd"/>
+      <w:r>
+        <w:t xml:space="preserve"> </w:t>
+      </w:r>
+      <w:proofErr w:type="spellStart"/>
+      <w:r>
+        <w:t>normes</w:t>
+      </w:r>
+      <w:proofErr w:type="spellEnd"/>
+      <w:r>
+        <w:t xml:space="preserve"> </w:t>
+      </w:r>
+      <w:proofErr w:type="spellStart"/>
+      <w:r>
+        <w:t>modernes</w:t>
+      </w:r>
+      <w:proofErr w:type="spellEnd"/>
+      <w:r>
+        <w:t xml:space="preserve"> </w:t>
+      </w:r>
+      <w:proofErr w:type="spellStart"/>
+      <w:r>
+        <w:t>qu'a</w:t>
+      </w:r>
+      <w:proofErr w:type="spellEnd"/>
+      <w:r>
+        <w:t xml:space="preserve"> </w:t>
+      </w:r>
+      <w:proofErr w:type="spellStart"/>
+      <w:r>
+        <w:t>été</w:t>
+      </w:r>
+      <w:proofErr w:type="spellEnd"/>
+      <w:r>
+        <w:t xml:space="preserve"> </w:t>
+      </w:r>
+      <w:proofErr w:type="spellStart"/>
+      <w:r>
+        <w:t>adoptée</w:t>
       </w:r>
       <w:proofErr w:type="spellEnd"/>
       <w:r>
@@ -1023,19 +1559,347 @@
       </w:r>
       <w:proofErr w:type="spellStart"/>
       <w:r>
+        <w:t>règle</w:t>
+      </w:r>
+      <w:proofErr w:type="spellEnd"/>
+      <w:r>
+        <w:t xml:space="preserve"> </w:t>
+      </w:r>
+      <w:proofErr w:type="spellStart"/>
+      <w:r>
+        <w:t>actuelle</w:t>
+      </w:r>
+      <w:proofErr w:type="spellEnd"/>
+      <w:r>
+        <w:t xml:space="preserve"> : </w:t>
+      </w:r>
+      <w:proofErr w:type="spellStart"/>
+      <w:r>
+        <w:t>numéros</w:t>
+      </w:r>
+      <w:proofErr w:type="spellEnd"/>
+      <w:r>
+        <w:t xml:space="preserve"> croissants </w:t>
+      </w:r>
+      <w:proofErr w:type="spellStart"/>
+      <w:r>
+        <w:t>avec</w:t>
+      </w:r>
+      <w:proofErr w:type="spellEnd"/>
+      <w:r>
+        <w:t xml:space="preserve"> </w:t>
+      </w:r>
+      <w:proofErr w:type="spellStart"/>
+      <w:r>
+        <w:rPr>
+          <w:b/>
+          <w:bCs/>
+        </w:rPr>
+        <w:t>impairs</w:t>
+      </w:r>
+      <w:proofErr w:type="spellEnd"/>
+      <w:r>
+        <w:rPr>
+          <w:b/>
+          <w:bCs/>
+        </w:rPr>
+        <w:t xml:space="preserve"> à gauche</w:t>
+      </w:r>
+      <w:r>
+        <w:t xml:space="preserve"> et </w:t>
+      </w:r>
+      <w:proofErr w:type="spellStart"/>
+      <w:r>
+        <w:rPr>
+          <w:b/>
+          <w:bCs/>
+        </w:rPr>
+        <w:t>pairs</w:t>
+      </w:r>
+      <w:proofErr w:type="spellEnd"/>
+      <w:r>
+        <w:rPr>
+          <w:b/>
+          <w:bCs/>
+        </w:rPr>
+        <w:t xml:space="preserve"> à </w:t>
+      </w:r>
+      <w:proofErr w:type="spellStart"/>
+      <w:r>
+        <w:rPr>
+          <w:b/>
+          <w:bCs/>
+        </w:rPr>
+        <w:t>droite</w:t>
+      </w:r>
+      <w:proofErr w:type="spellEnd"/>
+      <w:r>
+        <w:t>.</w:t>
+      </w:r>
+    </w:p>
+    <w:p>
+      <w:pPr>
+        <w:rPr>
+          <w:b/>
+          <w:bCs/>
+        </w:rPr>
+      </w:pPr>
+      <w:proofErr w:type="spellStart"/>
+      <w:r>
+        <w:rPr>
+          <w:b/>
+          <w:bCs/>
+        </w:rPr>
+        <w:t>Anecdotes</w:t>
+      </w:r>
+      <w:proofErr w:type="spellEnd"/>
+      <w:r>
+        <w:rPr>
+          <w:b/>
+          <w:bCs/>
+        </w:rPr>
+        <w:t xml:space="preserve"> et </w:t>
+      </w:r>
+      <w:proofErr w:type="spellStart"/>
+      <w:r>
+        <w:rPr>
+          <w:b/>
+          <w:bCs/>
+        </w:rPr>
+        <w:t>Curiosités</w:t>
+      </w:r>
+      <w:proofErr w:type="spellEnd"/>
+      <w:r>
+        <w:rPr>
+          <w:b/>
+          <w:bCs/>
+        </w:rPr>
+        <w:t xml:space="preserve"> </w:t>
+      </w:r>
+      <w:proofErr w:type="spellStart"/>
+      <w:r>
+        <w:rPr>
+          <w:b/>
+          <w:bCs/>
+        </w:rPr>
+        <w:t>Historiques</w:t>
+      </w:r>
+      <w:proofErr w:type="spellEnd"/>
+    </w:p>
+    <w:p>
+      <w:pPr>
+        <w:numPr>
+          <w:ilvl w:val="0"/>
+          <w:numId w:val="3"/>
+        </w:numPr>
+      </w:pPr>
+      <w:r>
+        <w:rPr>
+          <w:b/>
+          <w:bCs/>
+        </w:rPr>
+        <w:t xml:space="preserve">Une </w:t>
+      </w:r>
+      <w:proofErr w:type="spellStart"/>
+      <w:r>
+        <w:rPr>
+          <w:b/>
+          <w:bCs/>
+        </w:rPr>
+        <w:t>Numérotation</w:t>
+      </w:r>
+      <w:proofErr w:type="spellEnd"/>
+      <w:r>
+        <w:rPr>
+          <w:b/>
+          <w:bCs/>
+        </w:rPr>
+        <w:t xml:space="preserve"> Continue </w:t>
+      </w:r>
+      <w:proofErr w:type="spellStart"/>
+      <w:r>
+        <w:rPr>
+          <w:b/>
+          <w:bCs/>
+        </w:rPr>
+        <w:t>jusqu'à</w:t>
+      </w:r>
+      <w:proofErr w:type="spellEnd"/>
+      <w:r>
+        <w:rPr>
+          <w:b/>
+          <w:bCs/>
+        </w:rPr>
+        <w:t xml:space="preserve"> </w:t>
+      </w:r>
+      <w:proofErr w:type="spellStart"/>
+      <w:r>
+        <w:rPr>
+          <w:b/>
+          <w:bCs/>
+        </w:rPr>
+        <w:t>Plusieurs</w:t>
+      </w:r>
+      <w:proofErr w:type="spellEnd"/>
+      <w:r>
+        <w:rPr>
+          <w:b/>
+          <w:bCs/>
+        </w:rPr>
+        <w:t xml:space="preserve"> </w:t>
+      </w:r>
+      <w:proofErr w:type="spellStart"/>
+      <w:r>
+        <w:rPr>
+          <w:b/>
+          <w:bCs/>
+        </w:rPr>
+        <w:t>Milliers</w:t>
+      </w:r>
+      <w:proofErr w:type="spellEnd"/>
+      <w:r>
+        <w:rPr>
+          <w:b/>
+          <w:bCs/>
+        </w:rPr>
+        <w:t xml:space="preserve"> :</w:t>
+      </w:r>
+      <w:r>
+        <w:t xml:space="preserve"> Dans le premier </w:t>
+      </w:r>
+      <w:proofErr w:type="spellStart"/>
+      <w:r>
+        <w:t>système</w:t>
+      </w:r>
+      <w:proofErr w:type="spellEnd"/>
+      <w:r>
+        <w:t xml:space="preserve">, </w:t>
+      </w:r>
+      <w:proofErr w:type="spellStart"/>
+      <w:r>
+        <w:t>les</w:t>
+      </w:r>
+      <w:proofErr w:type="spellEnd"/>
+      <w:r>
+        <w:t xml:space="preserve"> </w:t>
+      </w:r>
+      <w:proofErr w:type="spellStart"/>
+      <w:r>
+        <w:t>logements</w:t>
+      </w:r>
+      <w:proofErr w:type="spellEnd"/>
+      <w:r>
+        <w:t xml:space="preserve"> </w:t>
+      </w:r>
+      <w:proofErr w:type="spellStart"/>
+      <w:r>
+        <w:t>étaient</w:t>
+      </w:r>
+      <w:proofErr w:type="spellEnd"/>
+      <w:r>
+        <w:t xml:space="preserve"> </w:t>
+      </w:r>
+      <w:proofErr w:type="spellStart"/>
+      <w:r>
+        <w:t>numérotés</w:t>
+      </w:r>
+      <w:proofErr w:type="spellEnd"/>
+      <w:r>
+        <w:t xml:space="preserve"> en </w:t>
+      </w:r>
+      <w:proofErr w:type="spellStart"/>
+      <w:r>
+        <w:t>continu</w:t>
+      </w:r>
+      <w:proofErr w:type="spellEnd"/>
+      <w:r>
+        <w:t xml:space="preserve"> </w:t>
+      </w:r>
+      <w:proofErr w:type="spellStart"/>
+      <w:r>
+        <w:t>au</w:t>
+      </w:r>
+      <w:proofErr w:type="spellEnd"/>
+      <w:r>
+        <w:t xml:space="preserve"> </w:t>
+      </w:r>
+      <w:proofErr w:type="spellStart"/>
+      <w:r>
+        <w:t>sein</w:t>
+      </w:r>
+      <w:proofErr w:type="spellEnd"/>
+      <w:r>
+        <w:t xml:space="preserve"> de </w:t>
+      </w:r>
+      <w:proofErr w:type="spellStart"/>
+      <w:r>
+        <w:t>chaque</w:t>
+      </w:r>
+      <w:proofErr w:type="spellEnd"/>
+      <w:r>
+        <w:t xml:space="preserve"> grand </w:t>
+      </w:r>
+      <w:proofErr w:type="spellStart"/>
+      <w:r>
+        <w:t>secteur</w:t>
+      </w:r>
+      <w:proofErr w:type="spellEnd"/>
+      <w:r>
+        <w:t xml:space="preserve"> </w:t>
+      </w:r>
+      <w:r>
+        <w:lastRenderedPageBreak/>
+        <w:t>(</w:t>
+      </w:r>
+      <w:r>
+        <w:rPr>
+          <w:i/>
+          <w:iCs/>
+        </w:rPr>
+        <w:t>Sestiere</w:t>
+      </w:r>
+      <w:r>
+        <w:t xml:space="preserve">). C'est </w:t>
+      </w:r>
+      <w:proofErr w:type="spellStart"/>
+      <w:r>
+        <w:t>pourquoi</w:t>
+      </w:r>
+      <w:proofErr w:type="spellEnd"/>
+      <w:r>
+        <w:t xml:space="preserve"> une petite rue </w:t>
+      </w:r>
+      <w:proofErr w:type="spellStart"/>
+      <w:r>
+        <w:t>comme</w:t>
+      </w:r>
+      <w:proofErr w:type="spellEnd"/>
+      <w:r>
+        <w:t xml:space="preserve"> Via Tanari Vecchia </w:t>
+      </w:r>
+      <w:proofErr w:type="spellStart"/>
+      <w:r>
+        <w:t>possède</w:t>
+      </w:r>
+      <w:proofErr w:type="spellEnd"/>
+      <w:r>
+        <w:t xml:space="preserve"> une </w:t>
+      </w:r>
+      <w:proofErr w:type="spellStart"/>
+      <w:r>
         <w:t>plaque</w:t>
       </w:r>
       <w:proofErr w:type="spellEnd"/>
       <w:r>
-        <w:t xml:space="preserve"> en grès </w:t>
-      </w:r>
-      <w:proofErr w:type="spellStart"/>
-      <w:r>
-        <w:t>portant</w:t>
-      </w:r>
-      <w:proofErr w:type="spellEnd"/>
-      <w:r>
-        <w:t xml:space="preserve"> le </w:t>
+        <w:t xml:space="preserve"> </w:t>
+      </w:r>
+      <w:proofErr w:type="spellStart"/>
+      <w:r>
+        <w:t>affichant</w:t>
+      </w:r>
+      <w:proofErr w:type="spellEnd"/>
+      <w:r>
+        <w:t xml:space="preserve"> un </w:t>
       </w:r>
       <w:proofErr w:type="spellStart"/>
       <w:r>
@@ -1043,27 +1907,19 @@
       </w:r>
       <w:proofErr w:type="spellEnd"/>
       <w:r>
-        <w:t xml:space="preserve"> 1202 (</w:t>
-      </w:r>
-      <w:proofErr w:type="spellStart"/>
-      <w:r>
-        <w:t>numéro</w:t>
-      </w:r>
-      <w:proofErr w:type="spellEnd"/>
-      <w:r>
-        <w:t xml:space="preserve"> </w:t>
-      </w:r>
-      <w:proofErr w:type="spellStart"/>
-      <w:r>
-        <w:t>pair</w:t>
-      </w:r>
-      <w:proofErr w:type="spellEnd"/>
-      <w:r>
-        <w:t xml:space="preserve">), </w:t>
-      </w:r>
-      <w:proofErr w:type="spellStart"/>
-      <w:r>
-        <w:t>tandis</w:t>
+        <w:t xml:space="preserve"> </w:t>
+      </w:r>
+      <w:proofErr w:type="spellStart"/>
+      <w:r>
+        <w:t>aussi</w:t>
+      </w:r>
+      <w:proofErr w:type="spellEnd"/>
+      <w:r>
+        <w:t xml:space="preserve"> </w:t>
+      </w:r>
+      <w:proofErr w:type="spellStart"/>
+      <w:r>
+        <w:t>élevé</w:t>
       </w:r>
       <w:proofErr w:type="spellEnd"/>
       <w:r>
@@ -1075,51 +1931,305 @@
       </w:r>
       <w:proofErr w:type="spellEnd"/>
       <w:r>
-        <w:t xml:space="preserve"> le </w:t>
-      </w:r>
-      <w:proofErr w:type="spellStart"/>
-      <w:r>
-        <w:t>numéro</w:t>
-      </w:r>
-      <w:proofErr w:type="spellEnd"/>
-      <w:r>
-        <w:t xml:space="preserve"> </w:t>
-      </w:r>
-      <w:proofErr w:type="spellStart"/>
-      <w:r>
-        <w:t>actuel</w:t>
-      </w:r>
-      <w:proofErr w:type="spellEnd"/>
-      <w:r>
-        <w:t xml:space="preserve"> de la rue est le 11 (</w:t>
-      </w:r>
-      <w:proofErr w:type="spellStart"/>
-      <w:r>
-        <w:t>numéro</w:t>
-      </w:r>
-      <w:proofErr w:type="spellEnd"/>
-      <w:r>
-        <w:t xml:space="preserve"> </w:t>
-      </w:r>
-      <w:proofErr w:type="spellStart"/>
-      <w:r>
-        <w:t>impair</w:t>
-      </w:r>
-      <w:proofErr w:type="spellEnd"/>
-      <w:r>
-        <w:t xml:space="preserve">), se </w:t>
-      </w:r>
-      <w:proofErr w:type="spellStart"/>
-      <w:r>
-        <w:t>trouvant</w:t>
-      </w:r>
-      <w:proofErr w:type="spellEnd"/>
-      <w:r>
-        <w:t xml:space="preserve"> à </w:t>
-      </w:r>
-      <w:proofErr w:type="spellStart"/>
-      <w:r>
-        <w:t>droite</w:t>
+        <w:t xml:space="preserve"> </w:t>
+      </w:r>
+      <w:r>
+        <w:rPr>
+          <w:b/>
+          <w:bCs/>
+        </w:rPr>
+        <w:t>1202</w:t>
+      </w:r>
+      <w:r>
+        <w:t>.</w:t>
+      </w:r>
+    </w:p>
+    <w:p>
+      <w:pPr>
+        <w:numPr>
+          <w:ilvl w:val="0"/>
+          <w:numId w:val="3"/>
+        </w:numPr>
+      </w:pPr>
+      <w:r>
+        <w:rPr>
+          <w:b/>
+          <w:bCs/>
+        </w:rPr>
+        <w:t xml:space="preserve">La </w:t>
+      </w:r>
+      <w:proofErr w:type="spellStart"/>
+      <w:r>
+        <w:rPr>
+          <w:b/>
+          <w:bCs/>
+        </w:rPr>
+        <w:t>Méfiance</w:t>
+      </w:r>
+      <w:proofErr w:type="spellEnd"/>
+      <w:r>
+        <w:rPr>
+          <w:b/>
+          <w:bCs/>
+        </w:rPr>
+        <w:t xml:space="preserve"> </w:t>
+      </w:r>
+      <w:proofErr w:type="spellStart"/>
+      <w:r>
+        <w:rPr>
+          <w:b/>
+          <w:bCs/>
+        </w:rPr>
+        <w:t>des</w:t>
+      </w:r>
+      <w:proofErr w:type="spellEnd"/>
+      <w:r>
+        <w:rPr>
+          <w:b/>
+          <w:bCs/>
+        </w:rPr>
+        <w:t xml:space="preserve"> </w:t>
+      </w:r>
+      <w:proofErr w:type="spellStart"/>
+      <w:r>
+        <w:rPr>
+          <w:b/>
+          <w:bCs/>
+        </w:rPr>
+        <w:t>Citadins</w:t>
+      </w:r>
+      <w:proofErr w:type="spellEnd"/>
+      <w:r>
+        <w:rPr>
+          <w:b/>
+          <w:bCs/>
+        </w:rPr>
+        <w:t xml:space="preserve"> :</w:t>
+      </w:r>
+      <w:r>
+        <w:t xml:space="preserve"> À l'époque, </w:t>
+      </w:r>
+      <w:proofErr w:type="spellStart"/>
+      <w:r>
+        <w:t>les</w:t>
+      </w:r>
+      <w:proofErr w:type="spellEnd"/>
+      <w:r>
+        <w:t xml:space="preserve"> </w:t>
+      </w:r>
+      <w:proofErr w:type="spellStart"/>
+      <w:r>
+        <w:t>habitants</w:t>
+      </w:r>
+      <w:proofErr w:type="spellEnd"/>
+      <w:r>
+        <w:t xml:space="preserve"> </w:t>
+      </w:r>
+      <w:proofErr w:type="spellStart"/>
+      <w:r>
+        <w:t>ont</w:t>
+      </w:r>
+      <w:proofErr w:type="spellEnd"/>
+      <w:r>
+        <w:t xml:space="preserve"> </w:t>
+      </w:r>
+      <w:proofErr w:type="spellStart"/>
+      <w:r>
+        <w:t>accueilli</w:t>
+      </w:r>
+      <w:proofErr w:type="spellEnd"/>
+      <w:r>
+        <w:t xml:space="preserve"> </w:t>
+      </w:r>
+      <w:proofErr w:type="spellStart"/>
+      <w:r>
+        <w:t>ces</w:t>
+      </w:r>
+      <w:proofErr w:type="spellEnd"/>
+      <w:r>
+        <w:t xml:space="preserve"> </w:t>
+      </w:r>
+      <w:proofErr w:type="spellStart"/>
+      <w:r>
+        <w:t>plaques</w:t>
+      </w:r>
+      <w:proofErr w:type="spellEnd"/>
+      <w:r>
+        <w:t xml:space="preserve"> </w:t>
+      </w:r>
+      <w:proofErr w:type="spellStart"/>
+      <w:r>
+        <w:t>avec</w:t>
+      </w:r>
+      <w:proofErr w:type="spellEnd"/>
+      <w:r>
+        <w:t xml:space="preserve"> </w:t>
+      </w:r>
+      <w:proofErr w:type="spellStart"/>
+      <w:r>
+        <w:t>méfiance</w:t>
+      </w:r>
+      <w:proofErr w:type="spellEnd"/>
+      <w:r>
+        <w:t xml:space="preserve">, y </w:t>
+      </w:r>
+      <w:proofErr w:type="spellStart"/>
+      <w:r>
+        <w:t>voyant</w:t>
+      </w:r>
+      <w:proofErr w:type="spellEnd"/>
+      <w:r>
+        <w:t xml:space="preserve"> un </w:t>
+      </w:r>
+      <w:proofErr w:type="spellStart"/>
+      <w:r>
+        <w:t>moyen</w:t>
+      </w:r>
+      <w:proofErr w:type="spellEnd"/>
+      <w:r>
+        <w:t xml:space="preserve"> de </w:t>
+      </w:r>
+      <w:proofErr w:type="spellStart"/>
+      <w:r>
+        <w:t>faciliter</w:t>
+      </w:r>
+      <w:proofErr w:type="spellEnd"/>
+      <w:r>
+        <w:t xml:space="preserve"> la </w:t>
+      </w:r>
+      <w:proofErr w:type="spellStart"/>
+      <w:r>
+        <w:t>conscription</w:t>
+      </w:r>
+      <w:proofErr w:type="spellEnd"/>
+      <w:r>
+        <w:t xml:space="preserve"> </w:t>
+      </w:r>
+      <w:proofErr w:type="spellStart"/>
+      <w:r>
+        <w:t>militaire</w:t>
+      </w:r>
+      <w:proofErr w:type="spellEnd"/>
+      <w:r>
+        <w:t xml:space="preserve"> et la </w:t>
+      </w:r>
+      <w:proofErr w:type="spellStart"/>
+      <w:r>
+        <w:t>perception</w:t>
+      </w:r>
+      <w:proofErr w:type="spellEnd"/>
+      <w:r>
+        <w:t xml:space="preserve"> </w:t>
+      </w:r>
+      <w:proofErr w:type="spellStart"/>
+      <w:r>
+        <w:t>des</w:t>
+      </w:r>
+      <w:proofErr w:type="spellEnd"/>
+      <w:r>
+        <w:t xml:space="preserve"> taxes.</w:t>
+      </w:r>
+    </w:p>
+    <w:p>
+      <w:pPr>
+        <w:numPr>
+          <w:ilvl w:val="0"/>
+          <w:numId w:val="3"/>
+        </w:numPr>
+      </w:pPr>
+      <w:r>
+        <w:rPr>
+          <w:b/>
+          <w:bCs/>
+        </w:rPr>
+        <w:t xml:space="preserve">La </w:t>
+      </w:r>
+      <w:proofErr w:type="spellStart"/>
+      <w:r>
+        <w:rPr>
+          <w:b/>
+          <w:bCs/>
+        </w:rPr>
+        <w:t>Résistance</w:t>
+      </w:r>
+      <w:proofErr w:type="spellEnd"/>
+      <w:r>
+        <w:rPr>
+          <w:b/>
+          <w:bCs/>
+        </w:rPr>
+        <w:t xml:space="preserve"> </w:t>
+      </w:r>
+      <w:proofErr w:type="spellStart"/>
+      <w:r>
+        <w:rPr>
+          <w:b/>
+          <w:bCs/>
+        </w:rPr>
+        <w:t>du</w:t>
+      </w:r>
+      <w:proofErr w:type="spellEnd"/>
+      <w:r>
+        <w:rPr>
+          <w:b/>
+          <w:bCs/>
+        </w:rPr>
+        <w:t xml:space="preserve"> Grès </w:t>
+      </w:r>
+      <w:proofErr w:type="spellStart"/>
+      <w:r>
+        <w:rPr>
+          <w:b/>
+          <w:bCs/>
+        </w:rPr>
+        <w:t>sous</w:t>
+      </w:r>
+      <w:proofErr w:type="spellEnd"/>
+      <w:r>
+        <w:rPr>
+          <w:b/>
+          <w:bCs/>
+        </w:rPr>
+        <w:t xml:space="preserve"> </w:t>
+      </w:r>
+      <w:proofErr w:type="spellStart"/>
+      <w:r>
+        <w:rPr>
+          <w:b/>
+          <w:bCs/>
+        </w:rPr>
+        <w:t>les</w:t>
+      </w:r>
+      <w:proofErr w:type="spellEnd"/>
+      <w:r>
+        <w:rPr>
+          <w:b/>
+          <w:bCs/>
+        </w:rPr>
+        <w:t xml:space="preserve"> </w:t>
+      </w:r>
+      <w:proofErr w:type="spellStart"/>
+      <w:r>
+        <w:rPr>
+          <w:b/>
+          <w:bCs/>
+        </w:rPr>
+        <w:t>Portiques</w:t>
+      </w:r>
+      <w:proofErr w:type="spellEnd"/>
+      <w:r>
+        <w:rPr>
+          <w:b/>
+          <w:bCs/>
+        </w:rPr>
+        <w:t xml:space="preserve"> :</w:t>
+      </w:r>
+      <w:r>
+        <w:t xml:space="preserve"> </w:t>
+      </w:r>
+      <w:proofErr w:type="spellStart"/>
+      <w:r>
+        <w:t>Taillé</w:t>
       </w:r>
       <w:proofErr w:type="spellEnd"/>
       <w:r>
@@ -1131,65 +2241,291 @@
       </w:r>
       <w:proofErr w:type="spellEnd"/>
       <w:r>
-        <w:t xml:space="preserve"> le </w:t>
-      </w:r>
-      <w:proofErr w:type="spellStart"/>
-      <w:r>
-        <w:t>sens</w:t>
-      </w:r>
-      <w:proofErr w:type="spellEnd"/>
-      <w:r>
-        <w:t xml:space="preserve"> de la </w:t>
-      </w:r>
-      <w:proofErr w:type="spellStart"/>
-      <w:r>
-        <w:t>numérotation</w:t>
-      </w:r>
-      <w:proofErr w:type="spellEnd"/>
-      <w:r>
-        <w:t xml:space="preserve"> </w:t>
-      </w:r>
-      <w:proofErr w:type="spellStart"/>
-      <w:r>
-        <w:t>croissante</w:t>
-      </w:r>
-      <w:proofErr w:type="spellEnd"/>
-      <w:r>
-        <w:t xml:space="preserve">. </w:t>
-      </w:r>
-      <w:proofErr w:type="spellStart"/>
-      <w:r>
-        <w:t>Conformément</w:t>
-      </w:r>
-      <w:proofErr w:type="spellEnd"/>
-      <w:r>
-        <w:t xml:space="preserve"> à la </w:t>
-      </w:r>
-      <w:proofErr w:type="spellStart"/>
-      <w:r>
-        <w:t>réglementation</w:t>
-      </w:r>
-      <w:proofErr w:type="spellEnd"/>
-      <w:r>
-        <w:t xml:space="preserve"> </w:t>
-      </w:r>
-      <w:proofErr w:type="spellStart"/>
-      <w:r>
-        <w:t>toponymique</w:t>
-      </w:r>
-      <w:proofErr w:type="spellEnd"/>
-      <w:r>
-        <w:t xml:space="preserve"> en </w:t>
-      </w:r>
-      <w:proofErr w:type="spellStart"/>
-      <w:r>
-        <w:t>vigueur</w:t>
+        <w:t xml:space="preserve"> </w:t>
+      </w:r>
+      <w:proofErr w:type="spellStart"/>
+      <w:r>
+        <w:t>les</w:t>
+      </w:r>
+      <w:proofErr w:type="spellEnd"/>
+      <w:r>
+        <w:t xml:space="preserve"> </w:t>
+      </w:r>
+      <w:proofErr w:type="spellStart"/>
+      <w:r>
+        <w:t>carrières</w:t>
+      </w:r>
+      <w:proofErr w:type="spellEnd"/>
+      <w:r>
+        <w:t xml:space="preserve"> de l'</w:t>
+      </w:r>
+      <w:proofErr w:type="spellStart"/>
+      <w:r>
+        <w:t>Appennin</w:t>
+      </w:r>
+      <w:proofErr w:type="spellEnd"/>
+      <w:r>
+        <w:t xml:space="preserve">, le grès </w:t>
+      </w:r>
+      <w:proofErr w:type="spellStart"/>
+      <w:r>
+        <w:t>protégé</w:t>
+      </w:r>
+      <w:proofErr w:type="spellEnd"/>
+      <w:r>
+        <w:t xml:space="preserve"> </w:t>
+      </w:r>
+      <w:proofErr w:type="spellStart"/>
+      <w:r>
+        <w:t>sous</w:t>
+      </w:r>
+      <w:proofErr w:type="spellEnd"/>
+      <w:r>
+        <w:t xml:space="preserve"> </w:t>
+      </w:r>
+      <w:proofErr w:type="spellStart"/>
+      <w:r>
+        <w:t>les</w:t>
+      </w:r>
+      <w:proofErr w:type="spellEnd"/>
+      <w:r>
+        <w:t xml:space="preserve"> </w:t>
+      </w:r>
+      <w:proofErr w:type="spellStart"/>
+      <w:r>
+        <w:t>célèbres</w:t>
+      </w:r>
+      <w:proofErr w:type="spellEnd"/>
+      <w:r>
+        <w:t xml:space="preserve"> </w:t>
+      </w:r>
+      <w:proofErr w:type="spellStart"/>
+      <w:r>
+        <w:t>portiques</w:t>
+      </w:r>
+      <w:proofErr w:type="spellEnd"/>
+      <w:r>
+        <w:t xml:space="preserve"> de Bologne a </w:t>
+      </w:r>
+      <w:proofErr w:type="spellStart"/>
+      <w:r>
+        <w:t>traversé</w:t>
+      </w:r>
+      <w:proofErr w:type="spellEnd"/>
+      <w:r>
+        <w:t xml:space="preserve"> plus de </w:t>
+      </w:r>
+      <w:proofErr w:type="spellStart"/>
+      <w:r>
+        <w:t>deux</w:t>
+      </w:r>
+      <w:proofErr w:type="spellEnd"/>
+      <w:r>
+        <w:t xml:space="preserve"> siècles sans s'</w:t>
+      </w:r>
+      <w:proofErr w:type="spellStart"/>
+      <w:r>
+        <w:t>altérer</w:t>
       </w:r>
       <w:proofErr w:type="spellEnd"/>
       <w:r>
         <w:t>.</w:t>
       </w:r>
     </w:p>
+    <w:p/>
+    <w:p>
+      <w:r>
+        <w:rPr>
+          <w:rFonts w:ascii="Arial" w:hAnsi="Arial"/>
+          <w:b/>
+          <w:color w:val="1A365D"/>
+          <w:sz w:val="26"/>
+        </w:rPr>
+        <w:t>Tabella delle Fonti e Certificazione</w:t>
+      </w:r>
+    </w:p>
+    <w:tbl>
+      <w:tblPr>
+        <w:tblW w:w="0" w:type="auto"/>
+        <w:jc w:val="center"/>
+        <w:tblLook w:val="04A0" w:firstRow="1" w:lastRow="0" w:firstColumn="1" w:lastColumn="0" w:noHBand="0" w:noVBand="1"/>
+      </w:tblPr>
+      <w:tblGrid>
+        <w:gridCol w:w="4819"/>
+        <w:gridCol w:w="4819"/>
+      </w:tblGrid>
+      <w:tr>
+        <w:trPr>
+          <w:jc w:val="center"/>
+        </w:trPr>
+        <w:tc>
+          <w:tcPr>
+            <w:tcW w:w="4819" w:type="dxa"/>
+            <w:shd w:val="clear" w:color="auto" w:fill="1A365D"/>
+          </w:tcPr>
+          <w:p>
+            <w:r>
+              <w:rPr>
+                <w:rFonts w:ascii="Arial" w:hAnsi="Arial"/>
+                <w:b/>
+                <w:color w:val="FFFFFF"/>
+                <w:sz w:val="20"/>
+              </w:rPr>
+              <w:t>Affermazione del testo</w:t>
+            </w:r>
+          </w:p>
+        </w:tc>
+        <w:tc>
+          <w:tcPr>
+            <w:tcW w:w="4819" w:type="dxa"/>
+            <w:shd w:val="clear" w:color="auto" w:fill="1A365D"/>
+          </w:tcPr>
+          <w:p>
+            <w:r>
+              <w:rPr>
+                <w:rFonts w:ascii="Arial" w:hAnsi="Arial"/>
+                <w:b/>
+                <w:color w:val="FFFFFF"/>
+                <w:sz w:val="20"/>
+              </w:rPr>
+              <w:t>Fonte Certificata</w:t>
+            </w:r>
+          </w:p>
+        </w:tc>
+      </w:tr>
+      <w:tr>
+        <w:trPr>
+          <w:jc w:val="center"/>
+        </w:trPr>
+        <w:tc>
+          <w:tcPr>
+            <w:tcW w:w="4819" w:type="dxa"/>
+          </w:tcPr>
+          <w:p>
+            <w:r>
+              <w:rPr>
+                <w:rFonts w:ascii="Arial" w:hAnsi="Arial"/>
+                <w:sz w:val="19"/>
+              </w:rPr>
+              <w:t>Les numéros civiques à Bologne ont été introduits à la fin du XVIIIe siècle sous la domination napoléonienne pour gérer la poste et la ville.</w:t>
+            </w:r>
+          </w:p>
+        </w:tc>
+        <w:tc>
+          <w:tcPr>
+            <w:tcW w:w="4819" w:type="dxa"/>
+          </w:tcPr>
+          <w:p>
+            <w:r>
+              <w:rPr>
+                <w:rFonts w:ascii="Arial" w:hAnsi="Arial"/>
+                <w:sz w:val="19"/>
+              </w:rPr>
+              <w:t>Bologna Online / Bibliothèque Salaborsa / Archives d'État de Bologne</w:t>
+            </w:r>
+          </w:p>
+        </w:tc>
+      </w:tr>
+      <w:tr>
+        <w:trPr>
+          <w:jc w:val="center"/>
+        </w:trPr>
+        <w:tc>
+          <w:tcPr>
+            <w:tcW w:w="4819" w:type="dxa"/>
+          </w:tcPr>
+          <w:p>
+            <w:r>
+              <w:rPr>
+                <w:rFonts w:ascii="Arial" w:hAnsi="Arial"/>
+                <w:sz w:val="19"/>
+              </w:rPr>
+              <w:t>Les premières plaques ont été gravées à la main dans le grès local ; plus tard, les plaques en terre cuite ont été adoptées pour la production en série.</w:t>
+            </w:r>
+          </w:p>
+        </w:tc>
+        <w:tc>
+          <w:tcPr>
+            <w:tcW w:w="4819" w:type="dxa"/>
+          </w:tcPr>
+          <w:p>
+            <w:r>
+              <w:rPr>
+                <w:rFonts w:ascii="Arial" w:hAnsi="Arial"/>
+                <w:sz w:val="19"/>
+              </w:rPr>
+              <w:t>Storia e Memoria di Bologna / Projet Origine di Bologna</w:t>
+            </w:r>
+          </w:p>
+        </w:tc>
+      </w:tr>
+      <w:tr>
+        <w:trPr>
+          <w:jc w:val="center"/>
+        </w:trPr>
+        <w:tc>
+          <w:tcPr>
+            <w:tcW w:w="4819" w:type="dxa"/>
+          </w:tcPr>
+          <w:p>
+            <w:r>
+              <w:rPr>
+                <w:rFonts w:ascii="Arial" w:hAnsi="Arial"/>
+                <w:sz w:val="19"/>
+              </w:rPr>
+              <w:t>Au numéro 11 de la Via Tanari Vecchia (actuel impair), la plaque en grès avec l'ancien numéro 1202 (pair) du système napoléonien est conservée.</w:t>
+            </w:r>
+          </w:p>
+        </w:tc>
+        <w:tc>
+          <w:tcPr>
+            <w:tcW w:w="4819" w:type="dxa"/>
+          </w:tcPr>
+          <w:p>
+            <w:r>
+              <w:rPr>
+                <w:rFonts w:ascii="Arial" w:hAnsi="Arial"/>
+                <w:sz w:val="19"/>
+              </w:rPr>
+              <w:t>Relevé Toponymique Direct / Origine di Bologna (Commune de Bologne)</w:t>
+            </w:r>
+          </w:p>
+        </w:tc>
+      </w:tr>
+      <w:tr>
+        <w:trPr>
+          <w:jc w:val="center"/>
+        </w:trPr>
+        <w:tc>
+          <w:tcPr>
+            <w:tcW w:w="4819" w:type="dxa"/>
+          </w:tcPr>
+          <w:p>
+            <w:r>
+              <w:rPr>
+                <w:rFonts w:ascii="Arial" w:hAnsi="Arial"/>
+                <w:sz w:val="19"/>
+              </w:rPr>
+              <w:t>Dans le système d'origine, les numéros n'étaient pas séparés en pairs/impairs par rue, mais suivaient une numérotation continue par quartier.</w:t>
+            </w:r>
+          </w:p>
+        </w:tc>
+        <w:tc>
+          <w:tcPr>
+            <w:tcW w:w="4819" w:type="dxa"/>
+          </w:tcPr>
+          <w:p>
+            <w:r>
+              <w:rPr>
+                <w:rFonts w:ascii="Arial" w:hAnsi="Arial"/>
+                <w:sz w:val="19"/>
+              </w:rPr>
+              <w:t>Archives d'État de Bologne - Cadastre et Toponymie Historique</w:t>
+            </w:r>
+          </w:p>
+        </w:tc>
+      </w:tr>
+    </w:tbl>
     <w:p/>
     <w:sectPr>
       <w:pgSz w:w="11906" w:h="16838"/>
@@ -1199,6 +2535,431 @@
     </w:sectPr>
   </w:body>
 </w:document>
+</file>
+
+<file path=word/numbering.xml><?xml version="1.0" encoding="utf-8"?>
+<w:numbering xmlns:wpc="http://schemas.microsoft.com/office/word/2010/wordprocessingCanvas" xmlns:cx="http://schemas.microsoft.com/office/drawing/2014/chartex" xmlns:cx1="http://schemas.microsoft.com/office/drawing/2015/9/8/chartex" xmlns:cx2="http://schemas.microsoft.com/office/drawing/2015/10/21/chartex" xmlns:cx3="http://schemas.microsoft.com/office/drawing/2016/5/9/chartex" xmlns:cx4="http://schemas.microsoft.com/office/drawing/2016/5/10/chartex" xmlns:cx5="http://schemas.microsoft.com/office/drawing/2016/5/11/chartex" xmlns:cx6="http://schemas.microsoft.com/office/drawing/2016/5/12/chartex" xmlns:cx7="http://schemas.microsoft.com/office/drawing/2016/5/13/chartex" xmlns:cx8="http://schemas.microsoft.com/office/drawing/2016/5/14/chartex" xmlns:mc="http://schemas.openxmlformats.org/markup-compatibility/2006" xmlns:aink="http://schemas.microsoft.com/office/drawing/2016/ink" xmlns:am3d="http://schemas.microsoft.com/office/drawing/2017/model3d" xmlns:o="urn:schemas-microsoft-com:office:office" xmlns:oel="http://schemas.microsoft.com/office/2019/extlst" xmlns:r="http://schemas.openxmlformats.org/officeDocument/2006/relationships" xmlns:m="http://schemas.openxmlformats.org/officeDocument/2006/math" xmlns:v="urn:schemas-microsoft-com:vml" xmlns:wp14="http://schemas.microsoft.com/office/word/2010/wordprocessingDrawing" xmlns:wp="http://schemas.openxmlformats.org/drawingml/2006/wordprocessingDrawing" xmlns:w10="urn:schemas-microsoft-com:office:word" xmlns:w="http://schemas.openxmlformats.org/wordprocessingml/2006/main" xmlns:w14="http://schemas.microsoft.com/office/word/2010/wordml" xmlns:w15="http://schemas.microsoft.com/office/word/2012/wordml" xmlns:w16cex="http://schemas.microsoft.com/office/word/2018/wordml/cex" xmlns:w16cid="http://schemas.microsoft.com/office/word/2016/wordml/cid" xmlns:w16="http://schemas.microsoft.com/office/word/2018/wordml" xmlns:w16du="http://schemas.microsoft.com/office/word/2023/wordml/word16du" xmlns:w16sdtdh="http://schemas.microsoft.com/office/word/2020/wordml/sdtdatahash" xmlns:w16sdtfl="http://schemas.microsoft.com/office/word/2024/wordml/sdtformatlock" xmlns:w16se="http://schemas.microsoft.com/office/word/2015/wordml/symex" xmlns:wpg="http://schemas.microsoft.com/office/word/2010/wordprocessingGroup" xmlns:wpi="http://schemas.microsoft.com/office/word/2010/wordprocessingInk" xmlns:wne="http://schemas.microsoft.com/office/word/2006/wordml" xmlns:wps="http://schemas.microsoft.com/office/word/2010/wordprocessingShape" mc:Ignorable="w14 w15 w16se w16cid w16 w16cex w16sdtdh w16sdtfl w16du wp14">
+  <w:abstractNum w:abstractNumId="0" w15:restartNumberingAfterBreak="0">
+    <w:nsid w:val="05F1153D"/>
+    <w:multiLevelType w:val="multilevel"/>
+    <w:tmpl w:val="0F44248A"/>
+    <w:lvl w:ilvl="0">
+      <w:start w:val="1"/>
+      <w:numFmt w:val="bullet"/>
+      <w:lvlText w:val=""/>
+      <w:lvlJc w:val="left"/>
+      <w:pPr>
+        <w:tabs>
+          <w:tab w:val="num" w:pos="720"/>
+        </w:tabs>
+        <w:ind w:left="720" w:hanging="360"/>
+      </w:pPr>
+      <w:rPr>
+        <w:rFonts w:ascii="Symbol" w:hAnsi="Symbol" w:hint="default"/>
+        <w:sz w:val="20"/>
+      </w:rPr>
+    </w:lvl>
+    <w:lvl w:ilvl="1" w:tentative="1">
+      <w:start w:val="1"/>
+      <w:numFmt w:val="bullet"/>
+      <w:lvlText w:val="o"/>
+      <w:lvlJc w:val="left"/>
+      <w:pPr>
+        <w:tabs>
+          <w:tab w:val="num" w:pos="1440"/>
+        </w:tabs>
+        <w:ind w:left="1440" w:hanging="360"/>
+      </w:pPr>
+      <w:rPr>
+        <w:rFonts w:ascii="Courier New" w:hAnsi="Courier New" w:hint="default"/>
+        <w:sz w:val="20"/>
+      </w:rPr>
+    </w:lvl>
+    <w:lvl w:ilvl="2" w:tentative="1">
+      <w:start w:val="1"/>
+      <w:numFmt w:val="bullet"/>
+      <w:lvlText w:val=""/>
+      <w:lvlJc w:val="left"/>
+      <w:pPr>
+        <w:tabs>
+          <w:tab w:val="num" w:pos="2160"/>
+        </w:tabs>
+        <w:ind w:left="2160" w:hanging="360"/>
+      </w:pPr>
+      <w:rPr>
+        <w:rFonts w:ascii="Wingdings" w:hAnsi="Wingdings" w:hint="default"/>
+        <w:sz w:val="20"/>
+      </w:rPr>
+    </w:lvl>
+    <w:lvl w:ilvl="3" w:tentative="1">
+      <w:start w:val="1"/>
+      <w:numFmt w:val="bullet"/>
+      <w:lvlText w:val=""/>
+      <w:lvlJc w:val="left"/>
+      <w:pPr>
+        <w:tabs>
+          <w:tab w:val="num" w:pos="2880"/>
+        </w:tabs>
+        <w:ind w:left="2880" w:hanging="360"/>
+      </w:pPr>
+      <w:rPr>
+        <w:rFonts w:ascii="Wingdings" w:hAnsi="Wingdings" w:hint="default"/>
+        <w:sz w:val="20"/>
+      </w:rPr>
+    </w:lvl>
+    <w:lvl w:ilvl="4" w:tentative="1">
+      <w:start w:val="1"/>
+      <w:numFmt w:val="bullet"/>
+      <w:lvlText w:val=""/>
+      <w:lvlJc w:val="left"/>
+      <w:pPr>
+        <w:tabs>
+          <w:tab w:val="num" w:pos="3600"/>
+        </w:tabs>
+        <w:ind w:left="3600" w:hanging="360"/>
+      </w:pPr>
+      <w:rPr>
+        <w:rFonts w:ascii="Wingdings" w:hAnsi="Wingdings" w:hint="default"/>
+        <w:sz w:val="20"/>
+      </w:rPr>
+    </w:lvl>
+    <w:lvl w:ilvl="5" w:tentative="1">
+      <w:start w:val="1"/>
+      <w:numFmt w:val="bullet"/>
+      <w:lvlText w:val=""/>
+      <w:lvlJc w:val="left"/>
+      <w:pPr>
+        <w:tabs>
+          <w:tab w:val="num" w:pos="4320"/>
+        </w:tabs>
+        <w:ind w:left="4320" w:hanging="360"/>
+      </w:pPr>
+      <w:rPr>
+        <w:rFonts w:ascii="Wingdings" w:hAnsi="Wingdings" w:hint="default"/>
+        <w:sz w:val="20"/>
+      </w:rPr>
+    </w:lvl>
+    <w:lvl w:ilvl="6" w:tentative="1">
+      <w:start w:val="1"/>
+      <w:numFmt w:val="bullet"/>
+      <w:lvlText w:val=""/>
+      <w:lvlJc w:val="left"/>
+      <w:pPr>
+        <w:tabs>
+          <w:tab w:val="num" w:pos="5040"/>
+        </w:tabs>
+        <w:ind w:left="5040" w:hanging="360"/>
+      </w:pPr>
+      <w:rPr>
+        <w:rFonts w:ascii="Wingdings" w:hAnsi="Wingdings" w:hint="default"/>
+        <w:sz w:val="20"/>
+      </w:rPr>
+    </w:lvl>
+    <w:lvl w:ilvl="7" w:tentative="1">
+      <w:start w:val="1"/>
+      <w:numFmt w:val="bullet"/>
+      <w:lvlText w:val=""/>
+      <w:lvlJc w:val="left"/>
+      <w:pPr>
+        <w:tabs>
+          <w:tab w:val="num" w:pos="5760"/>
+        </w:tabs>
+        <w:ind w:left="5760" w:hanging="360"/>
+      </w:pPr>
+      <w:rPr>
+        <w:rFonts w:ascii="Wingdings" w:hAnsi="Wingdings" w:hint="default"/>
+        <w:sz w:val="20"/>
+      </w:rPr>
+    </w:lvl>
+    <w:lvl w:ilvl="8" w:tentative="1">
+      <w:start w:val="1"/>
+      <w:numFmt w:val="bullet"/>
+      <w:lvlText w:val=""/>
+      <w:lvlJc w:val="left"/>
+      <w:pPr>
+        <w:tabs>
+          <w:tab w:val="num" w:pos="6480"/>
+        </w:tabs>
+        <w:ind w:left="6480" w:hanging="360"/>
+      </w:pPr>
+      <w:rPr>
+        <w:rFonts w:ascii="Wingdings" w:hAnsi="Wingdings" w:hint="default"/>
+        <w:sz w:val="20"/>
+      </w:rPr>
+    </w:lvl>
+  </w:abstractNum>
+  <w:abstractNum w:abstractNumId="1" w15:restartNumberingAfterBreak="0">
+    <w:nsid w:val="2C920650"/>
+    <w:multiLevelType w:val="multilevel"/>
+    <w:tmpl w:val="D3CE1E08"/>
+    <w:lvl w:ilvl="0">
+      <w:start w:val="1"/>
+      <w:numFmt w:val="bullet"/>
+      <w:lvlText w:val=""/>
+      <w:lvlJc w:val="left"/>
+      <w:pPr>
+        <w:tabs>
+          <w:tab w:val="num" w:pos="720"/>
+        </w:tabs>
+        <w:ind w:left="720" w:hanging="360"/>
+      </w:pPr>
+      <w:rPr>
+        <w:rFonts w:ascii="Symbol" w:hAnsi="Symbol" w:hint="default"/>
+        <w:sz w:val="20"/>
+      </w:rPr>
+    </w:lvl>
+    <w:lvl w:ilvl="1" w:tentative="1">
+      <w:start w:val="1"/>
+      <w:numFmt w:val="bullet"/>
+      <w:lvlText w:val="o"/>
+      <w:lvlJc w:val="left"/>
+      <w:pPr>
+        <w:tabs>
+          <w:tab w:val="num" w:pos="1440"/>
+        </w:tabs>
+        <w:ind w:left="1440" w:hanging="360"/>
+      </w:pPr>
+      <w:rPr>
+        <w:rFonts w:ascii="Courier New" w:hAnsi="Courier New" w:hint="default"/>
+        <w:sz w:val="20"/>
+      </w:rPr>
+    </w:lvl>
+    <w:lvl w:ilvl="2" w:tentative="1">
+      <w:start w:val="1"/>
+      <w:numFmt w:val="bullet"/>
+      <w:lvlText w:val=""/>
+      <w:lvlJc w:val="left"/>
+      <w:pPr>
+        <w:tabs>
+          <w:tab w:val="num" w:pos="2160"/>
+        </w:tabs>
+        <w:ind w:left="2160" w:hanging="360"/>
+      </w:pPr>
+      <w:rPr>
+        <w:rFonts w:ascii="Wingdings" w:hAnsi="Wingdings" w:hint="default"/>
+        <w:sz w:val="20"/>
+      </w:rPr>
+    </w:lvl>
+    <w:lvl w:ilvl="3" w:tentative="1">
+      <w:start w:val="1"/>
+      <w:numFmt w:val="bullet"/>
+      <w:lvlText w:val=""/>
+      <w:lvlJc w:val="left"/>
+      <w:pPr>
+        <w:tabs>
+          <w:tab w:val="num" w:pos="2880"/>
+        </w:tabs>
+        <w:ind w:left="2880" w:hanging="360"/>
+      </w:pPr>
+      <w:rPr>
+        <w:rFonts w:ascii="Wingdings" w:hAnsi="Wingdings" w:hint="default"/>
+        <w:sz w:val="20"/>
+      </w:rPr>
+    </w:lvl>
+    <w:lvl w:ilvl="4" w:tentative="1">
+      <w:start w:val="1"/>
+      <w:numFmt w:val="bullet"/>
+      <w:lvlText w:val=""/>
+      <w:lvlJc w:val="left"/>
+      <w:pPr>
+        <w:tabs>
+          <w:tab w:val="num" w:pos="3600"/>
+        </w:tabs>
+        <w:ind w:left="3600" w:hanging="360"/>
+      </w:pPr>
+      <w:rPr>
+        <w:rFonts w:ascii="Wingdings" w:hAnsi="Wingdings" w:hint="default"/>
+        <w:sz w:val="20"/>
+      </w:rPr>
+    </w:lvl>
+    <w:lvl w:ilvl="5" w:tentative="1">
+      <w:start w:val="1"/>
+      <w:numFmt w:val="bullet"/>
+      <w:lvlText w:val=""/>
+      <w:lvlJc w:val="left"/>
+      <w:pPr>
+        <w:tabs>
+          <w:tab w:val="num" w:pos="4320"/>
+        </w:tabs>
+        <w:ind w:left="4320" w:hanging="360"/>
+      </w:pPr>
+      <w:rPr>
+        <w:rFonts w:ascii="Wingdings" w:hAnsi="Wingdings" w:hint="default"/>
+        <w:sz w:val="20"/>
+      </w:rPr>
+    </w:lvl>
+    <w:lvl w:ilvl="6" w:tentative="1">
+      <w:start w:val="1"/>
+      <w:numFmt w:val="bullet"/>
+      <w:lvlText w:val=""/>
+      <w:lvlJc w:val="left"/>
+      <w:pPr>
+        <w:tabs>
+          <w:tab w:val="num" w:pos="5040"/>
+        </w:tabs>
+        <w:ind w:left="5040" w:hanging="360"/>
+      </w:pPr>
+      <w:rPr>
+        <w:rFonts w:ascii="Wingdings" w:hAnsi="Wingdings" w:hint="default"/>
+        <w:sz w:val="20"/>
+      </w:rPr>
+    </w:lvl>
+    <w:lvl w:ilvl="7" w:tentative="1">
+      <w:start w:val="1"/>
+      <w:numFmt w:val="bullet"/>
+      <w:lvlText w:val=""/>
+      <w:lvlJc w:val="left"/>
+      <w:pPr>
+        <w:tabs>
+          <w:tab w:val="num" w:pos="5760"/>
+        </w:tabs>
+        <w:ind w:left="5760" w:hanging="360"/>
+      </w:pPr>
+      <w:rPr>
+        <w:rFonts w:ascii="Wingdings" w:hAnsi="Wingdings" w:hint="default"/>
+        <w:sz w:val="20"/>
+      </w:rPr>
+    </w:lvl>
+    <w:lvl w:ilvl="8" w:tentative="1">
+      <w:start w:val="1"/>
+      <w:numFmt w:val="bullet"/>
+      <w:lvlText w:val=""/>
+      <w:lvlJc w:val="left"/>
+      <w:pPr>
+        <w:tabs>
+          <w:tab w:val="num" w:pos="6480"/>
+        </w:tabs>
+        <w:ind w:left="6480" w:hanging="360"/>
+      </w:pPr>
+      <w:rPr>
+        <w:rFonts w:ascii="Wingdings" w:hAnsi="Wingdings" w:hint="default"/>
+        <w:sz w:val="20"/>
+      </w:rPr>
+    </w:lvl>
+  </w:abstractNum>
+  <w:abstractNum w:abstractNumId="2" w15:restartNumberingAfterBreak="0">
+    <w:nsid w:val="5E997148"/>
+    <w:multiLevelType w:val="multilevel"/>
+    <w:tmpl w:val="3DEA9020"/>
+    <w:lvl w:ilvl="0">
+      <w:start w:val="1"/>
+      <w:numFmt w:val="decimal"/>
+      <w:lvlText w:val="%1."/>
+      <w:lvlJc w:val="left"/>
+      <w:pPr>
+        <w:tabs>
+          <w:tab w:val="num" w:pos="720"/>
+        </w:tabs>
+        <w:ind w:left="720" w:hanging="360"/>
+      </w:pPr>
+    </w:lvl>
+    <w:lvl w:ilvl="1" w:tentative="1">
+      <w:start w:val="1"/>
+      <w:numFmt w:val="decimal"/>
+      <w:lvlText w:val="%2."/>
+      <w:lvlJc w:val="left"/>
+      <w:pPr>
+        <w:tabs>
+          <w:tab w:val="num" w:pos="1440"/>
+        </w:tabs>
+        <w:ind w:left="1440" w:hanging="360"/>
+      </w:pPr>
+    </w:lvl>
+    <w:lvl w:ilvl="2" w:tentative="1">
+      <w:start w:val="1"/>
+      <w:numFmt w:val="decimal"/>
+      <w:lvlText w:val="%3."/>
+      <w:lvlJc w:val="left"/>
+      <w:pPr>
+        <w:tabs>
+          <w:tab w:val="num" w:pos="2160"/>
+        </w:tabs>
+        <w:ind w:left="2160" w:hanging="360"/>
+      </w:pPr>
+    </w:lvl>
+    <w:lvl w:ilvl="3" w:tentative="1">
+      <w:start w:val="1"/>
+      <w:numFmt w:val="decimal"/>
+      <w:lvlText w:val="%4."/>
+      <w:lvlJc w:val="left"/>
+      <w:pPr>
+        <w:tabs>
+          <w:tab w:val="num" w:pos="2880"/>
+        </w:tabs>
+        <w:ind w:left="2880" w:hanging="360"/>
+      </w:pPr>
+    </w:lvl>
+    <w:lvl w:ilvl="4" w:tentative="1">
+      <w:start w:val="1"/>
+      <w:numFmt w:val="decimal"/>
+      <w:lvlText w:val="%5."/>
+      <w:lvlJc w:val="left"/>
+      <w:pPr>
+        <w:tabs>
+          <w:tab w:val="num" w:pos="3600"/>
+        </w:tabs>
+        <w:ind w:left="3600" w:hanging="360"/>
+      </w:pPr>
+    </w:lvl>
+    <w:lvl w:ilvl="5" w:tentative="1">
+      <w:start w:val="1"/>
+      <w:numFmt w:val="decimal"/>
+      <w:lvlText w:val="%6."/>
+      <w:lvlJc w:val="left"/>
+      <w:pPr>
+        <w:tabs>
+          <w:tab w:val="num" w:pos="4320"/>
+        </w:tabs>
+        <w:ind w:left="4320" w:hanging="360"/>
+      </w:pPr>
+    </w:lvl>
+    <w:lvl w:ilvl="6" w:tentative="1">
+      <w:start w:val="1"/>
+      <w:numFmt w:val="decimal"/>
+      <w:lvlText w:val="%7."/>
+      <w:lvlJc w:val="left"/>
+      <w:pPr>
+        <w:tabs>
+          <w:tab w:val="num" w:pos="5040"/>
+        </w:tabs>
+        <w:ind w:left="5040" w:hanging="360"/>
+      </w:pPr>
+    </w:lvl>
+    <w:lvl w:ilvl="7" w:tentative="1">
+      <w:start w:val="1"/>
+      <w:numFmt w:val="decimal"/>
+      <w:lvlText w:val="%8."/>
+      <w:lvlJc w:val="left"/>
+      <w:pPr>
+        <w:tabs>
+          <w:tab w:val="num" w:pos="5760"/>
+        </w:tabs>
+        <w:ind w:left="5760" w:hanging="360"/>
+      </w:pPr>
+    </w:lvl>
+    <w:lvl w:ilvl="8" w:tentative="1">
+      <w:start w:val="1"/>
+      <w:numFmt w:val="decimal"/>
+      <w:lvlText w:val="%9."/>
+      <w:lvlJc w:val="left"/>
+      <w:pPr>
+        <w:tabs>
+          <w:tab w:val="num" w:pos="6480"/>
+        </w:tabs>
+        <w:ind w:left="6480" w:hanging="360"/>
+      </w:pPr>
+    </w:lvl>
+  </w:abstractNum>
+  <w:num w:numId="1" w16cid:durableId="1040520629">
+    <w:abstractNumId w:val="1"/>
+  </w:num>
+  <w:num w:numId="2" w16cid:durableId="55200414">
+    <w:abstractNumId w:val="0"/>
+  </w:num>
+  <w:num w:numId="3" w16cid:durableId="1499804019">
+    <w:abstractNumId w:val="2"/>
+  </w:num>
+</w:numbering>
 </file>
 
 <file path=word/styles.xml><?xml version="1.0" encoding="utf-8"?>
@@ -1609,7 +3370,7 @@
     <w:link w:val="Titolo1Carattere"/>
     <w:uiPriority w:val="9"/>
     <w:qFormat/>
-    <w:rsid w:val="00447F13"/>
+    <w:rsid w:val="00DF6079"/>
     <w:pPr>
       <w:keepNext/>
       <w:keepLines/>
@@ -1632,7 +3393,7 @@
     <w:semiHidden/>
     <w:unhideWhenUsed/>
     <w:qFormat/>
-    <w:rsid w:val="00447F13"/>
+    <w:rsid w:val="00DF6079"/>
     <w:pPr>
       <w:keepNext/>
       <w:keepLines/>
@@ -1655,7 +3416,7 @@
     <w:semiHidden/>
     <w:unhideWhenUsed/>
     <w:qFormat/>
-    <w:rsid w:val="00447F13"/>
+    <w:rsid w:val="00DF6079"/>
     <w:pPr>
       <w:keepNext/>
       <w:keepLines/>
@@ -1678,7 +3439,7 @@
     <w:semiHidden/>
     <w:unhideWhenUsed/>
     <w:qFormat/>
-    <w:rsid w:val="00447F13"/>
+    <w:rsid w:val="00DF6079"/>
     <w:pPr>
       <w:keepNext/>
       <w:keepLines/>
@@ -1701,7 +3462,7 @@
     <w:semiHidden/>
     <w:unhideWhenUsed/>
     <w:qFormat/>
-    <w:rsid w:val="00447F13"/>
+    <w:rsid w:val="00DF6079"/>
     <w:pPr>
       <w:keepNext/>
       <w:keepLines/>
@@ -1722,7 +3483,7 @@
     <w:semiHidden/>
     <w:unhideWhenUsed/>
     <w:qFormat/>
-    <w:rsid w:val="00447F13"/>
+    <w:rsid w:val="00DF6079"/>
     <w:pPr>
       <w:keepNext/>
       <w:keepLines/>
@@ -1745,7 +3506,7 @@
     <w:semiHidden/>
     <w:unhideWhenUsed/>
     <w:qFormat/>
-    <w:rsid w:val="00447F13"/>
+    <w:rsid w:val="00DF6079"/>
     <w:pPr>
       <w:keepNext/>
       <w:keepLines/>
@@ -1766,7 +3527,7 @@
     <w:semiHidden/>
     <w:unhideWhenUsed/>
     <w:qFormat/>
-    <w:rsid w:val="00447F13"/>
+    <w:rsid w:val="00DF6079"/>
     <w:pPr>
       <w:keepNext/>
       <w:keepLines/>
@@ -1789,7 +3550,7 @@
     <w:semiHidden/>
     <w:unhideWhenUsed/>
     <w:qFormat/>
-    <w:rsid w:val="00447F13"/>
+    <w:rsid w:val="00DF6079"/>
     <w:pPr>
       <w:keepNext/>
       <w:keepLines/>
@@ -1833,7 +3594,7 @@
     <w:basedOn w:val="Carpredefinitoparagrafo"/>
     <w:link w:val="Titolo1"/>
     <w:uiPriority w:val="9"/>
-    <w:rsid w:val="00447F13"/>
+    <w:rsid w:val="00DF6079"/>
     <w:rPr>
       <w:rFonts w:asciiTheme="majorHAnsi" w:eastAsiaTheme="majorEastAsia" w:hAnsiTheme="majorHAnsi" w:cstheme="majorBidi"/>
       <w:color w:val="0F4761" w:themeColor="accent1" w:themeShade="BF"/>
@@ -1847,7 +3608,7 @@
     <w:link w:val="Titolo2"/>
     <w:uiPriority w:val="9"/>
     <w:semiHidden/>
-    <w:rsid w:val="00447F13"/>
+    <w:rsid w:val="00DF6079"/>
     <w:rPr>
       <w:rFonts w:asciiTheme="majorHAnsi" w:eastAsiaTheme="majorEastAsia" w:hAnsiTheme="majorHAnsi" w:cstheme="majorBidi"/>
       <w:color w:val="0F4761" w:themeColor="accent1" w:themeShade="BF"/>
@@ -1861,7 +3622,7 @@
     <w:link w:val="Titolo3"/>
     <w:uiPriority w:val="9"/>
     <w:semiHidden/>
-    <w:rsid w:val="00447F13"/>
+    <w:rsid w:val="00DF6079"/>
     <w:rPr>
       <w:rFonts w:eastAsiaTheme="majorEastAsia" w:cstheme="majorBidi"/>
       <w:color w:val="0F4761" w:themeColor="accent1" w:themeShade="BF"/>
@@ -1875,7 +3636,7 @@
     <w:link w:val="Titolo4"/>
     <w:uiPriority w:val="9"/>
     <w:semiHidden/>
-    <w:rsid w:val="00447F13"/>
+    <w:rsid w:val="00DF6079"/>
     <w:rPr>
       <w:rFonts w:eastAsiaTheme="majorEastAsia" w:cstheme="majorBidi"/>
       <w:i/>
@@ -1889,7 +3650,7 @@
     <w:link w:val="Titolo5"/>
     <w:uiPriority w:val="9"/>
     <w:semiHidden/>
-    <w:rsid w:val="00447F13"/>
+    <w:rsid w:val="00DF6079"/>
     <w:rPr>
       <w:rFonts w:eastAsiaTheme="majorEastAsia" w:cstheme="majorBidi"/>
       <w:color w:val="0F4761" w:themeColor="accent1" w:themeShade="BF"/>
@@ -1901,7 +3662,7 @@
     <w:link w:val="Titolo6"/>
     <w:uiPriority w:val="9"/>
     <w:semiHidden/>
-    <w:rsid w:val="00447F13"/>
+    <w:rsid w:val="00DF6079"/>
     <w:rPr>
       <w:rFonts w:eastAsiaTheme="majorEastAsia" w:cstheme="majorBidi"/>
       <w:i/>
@@ -1915,7 +3676,7 @@
     <w:link w:val="Titolo7"/>
     <w:uiPriority w:val="9"/>
     <w:semiHidden/>
-    <w:rsid w:val="00447F13"/>
+    <w:rsid w:val="00DF6079"/>
     <w:rPr>
       <w:rFonts w:eastAsiaTheme="majorEastAsia" w:cstheme="majorBidi"/>
       <w:color w:val="595959" w:themeColor="text1" w:themeTint="A6"/>
@@ -1927,7 +3688,7 @@
     <w:link w:val="Titolo8"/>
     <w:uiPriority w:val="9"/>
     <w:semiHidden/>
-    <w:rsid w:val="00447F13"/>
+    <w:rsid w:val="00DF6079"/>
     <w:rPr>
       <w:rFonts w:eastAsiaTheme="majorEastAsia" w:cstheme="majorBidi"/>
       <w:i/>
@@ -1941,7 +3702,7 @@
     <w:link w:val="Titolo9"/>
     <w:uiPriority w:val="9"/>
     <w:semiHidden/>
-    <w:rsid w:val="00447F13"/>
+    <w:rsid w:val="00DF6079"/>
     <w:rPr>
       <w:rFonts w:eastAsiaTheme="majorEastAsia" w:cstheme="majorBidi"/>
       <w:color w:val="272727" w:themeColor="text1" w:themeTint="D8"/>
@@ -1954,7 +3715,7 @@
     <w:link w:val="TitoloCarattere"/>
     <w:uiPriority w:val="10"/>
     <w:qFormat/>
-    <w:rsid w:val="00447F13"/>
+    <w:rsid w:val="00DF6079"/>
     <w:pPr>
       <w:spacing w:after="80" w:line="240" w:lineRule="auto"/>
       <w:contextualSpacing/>
@@ -1972,7 +3733,7 @@
     <w:basedOn w:val="Carpredefinitoparagrafo"/>
     <w:link w:val="Titolo"/>
     <w:uiPriority w:val="10"/>
-    <w:rsid w:val="00447F13"/>
+    <w:rsid w:val="00DF6079"/>
     <w:rPr>
       <w:rFonts w:asciiTheme="majorHAnsi" w:eastAsiaTheme="majorEastAsia" w:hAnsiTheme="majorHAnsi" w:cstheme="majorBidi"/>
       <w:spacing w:val="-10"/>
@@ -1988,7 +3749,7 @@
     <w:link w:val="SottotitoloCarattere"/>
     <w:uiPriority w:val="11"/>
     <w:qFormat/>
-    <w:rsid w:val="00447F13"/>
+    <w:rsid w:val="00DF6079"/>
     <w:pPr>
       <w:numPr>
         <w:ilvl w:val="1"/>
@@ -2007,7 +3768,7 @@
     <w:basedOn w:val="Carpredefinitoparagrafo"/>
     <w:link w:val="Sottotitolo"/>
     <w:uiPriority w:val="11"/>
-    <w:rsid w:val="00447F13"/>
+    <w:rsid w:val="00DF6079"/>
     <w:rPr>
       <w:rFonts w:eastAsiaTheme="majorEastAsia" w:cstheme="majorBidi"/>
       <w:color w:val="595959" w:themeColor="text1" w:themeTint="A6"/>
@@ -2023,7 +3784,7 @@
     <w:link w:val="CitazioneCarattere"/>
     <w:uiPriority w:val="29"/>
     <w:qFormat/>
-    <w:rsid w:val="00447F13"/>
+    <w:rsid w:val="00DF6079"/>
     <w:pPr>
       <w:spacing w:before="160"/>
       <w:jc w:val="center"/>
@@ -2039,7 +3800,7 @@
     <w:basedOn w:val="Carpredefinitoparagrafo"/>
     <w:link w:val="Citazione"/>
     <w:uiPriority w:val="29"/>
-    <w:rsid w:val="00447F13"/>
+    <w:rsid w:val="00DF6079"/>
     <w:rPr>
       <w:i/>
       <w:iCs/>
@@ -2051,7 +3812,7 @@
     <w:basedOn w:val="Normale"/>
     <w:uiPriority w:val="34"/>
     <w:qFormat/>
-    <w:rsid w:val="00447F13"/>
+    <w:rsid w:val="00DF6079"/>
     <w:pPr>
       <w:ind w:left="720"/>
       <w:contextualSpacing/>
@@ -2062,7 +3823,7 @@
     <w:basedOn w:val="Carpredefinitoparagrafo"/>
     <w:uiPriority w:val="21"/>
     <w:qFormat/>
-    <w:rsid w:val="00447F13"/>
+    <w:rsid w:val="00DF6079"/>
     <w:rPr>
       <w:i/>
       <w:iCs/>
@@ -2076,7 +3837,7 @@
     <w:link w:val="CitazioneintensaCarattere"/>
     <w:uiPriority w:val="30"/>
     <w:qFormat/>
-    <w:rsid w:val="00447F13"/>
+    <w:rsid w:val="00DF6079"/>
     <w:pPr>
       <w:pBdr>
         <w:top w:val="single" w:sz="4" w:space="10" w:color="0F4761" w:themeColor="accent1" w:themeShade="BF"/>
@@ -2097,7 +3858,7 @@
     <w:basedOn w:val="Carpredefinitoparagrafo"/>
     <w:link w:val="Citazioneintensa"/>
     <w:uiPriority w:val="30"/>
-    <w:rsid w:val="00447F13"/>
+    <w:rsid w:val="00DF6079"/>
     <w:rPr>
       <w:i/>
       <w:iCs/>
@@ -2109,7 +3870,7 @@
     <w:basedOn w:val="Carpredefinitoparagrafo"/>
     <w:uiPriority w:val="32"/>
     <w:qFormat/>
-    <w:rsid w:val="00447F13"/>
+    <w:rsid w:val="00DF6079"/>
     <w:rPr>
       <w:b/>
       <w:bCs/>
